--- a/lessons/3-1/downloads/reveal/teacher/3.1-homework-packet.docx
+++ b/lessons/3-1/downloads/reveal/teacher/3.1-homework-packet.docx
@@ -15,10 +15,28 @@
         <w:rPr>
           <w:rFonts w:ascii="Avenir Next" w:hAnsi="Avenir Next" w:cs="Avenir Next" w:eastAsia="Avenir Next"/>
           <w:color w:val="1A1A1A"/>
+          <w:sz w:val="22"/>
+          <w:szCs w:val="20"/>
+        </w:rPr>
+        <w:t xml:space="preserve">Name</w:t>
+      </w:r>
+      <w:r>
+        <w:rPr>
+          <w:rFonts w:ascii="Avenir Next" w:hAnsi="Avenir Next" w:cs="Avenir Next" w:eastAsia="Avenir Next"/>
+          <w:color w:val="1A1A1A"/>
           <w:sz w:val="20"/>
           <w:szCs w:val="20"/>
         </w:rPr>
-        <w:t xml:space="preserve">Name</w:t>
+        <w:tab/>
+      </w:r>
+      <w:r>
+        <w:rPr>
+          <w:rFonts w:ascii="Avenir Next" w:hAnsi="Avenir Next" w:cs="Avenir Next" w:eastAsia="Avenir Next"/>
+          <w:color w:val="1A1A1A"/>
+          <w:sz w:val="22"/>
+          <w:szCs w:val="20"/>
+        </w:rPr>
+        <w:t xml:space="preserve">   Date</w:t>
       </w:r>
       <w:r>
         <w:rPr>
@@ -33,25 +51,7 @@
         <w:rPr>
           <w:rFonts w:ascii="Avenir Next" w:hAnsi="Avenir Next" w:cs="Avenir Next" w:eastAsia="Avenir Next"/>
           <w:color w:val="1A1A1A"/>
-          <w:sz w:val="20"/>
-          <w:szCs w:val="20"/>
-        </w:rPr>
-        <w:t xml:space="preserve">   Date</w:t>
-      </w:r>
-      <w:r>
-        <w:rPr>
-          <w:rFonts w:ascii="Avenir Next" w:hAnsi="Avenir Next" w:cs="Avenir Next" w:eastAsia="Avenir Next"/>
-          <w:color w:val="1A1A1A"/>
-          <w:sz w:val="20"/>
-          <w:szCs w:val="20"/>
-        </w:rPr>
-        <w:tab/>
-      </w:r>
-      <w:r>
-        <w:rPr>
-          <w:rFonts w:ascii="Avenir Next" w:hAnsi="Avenir Next" w:cs="Avenir Next" w:eastAsia="Avenir Next"/>
-          <w:color w:val="1A1A1A"/>
-          <w:sz w:val="20"/>
+          <w:sz w:val="22"/>
           <w:szCs w:val="20"/>
         </w:rPr>
         <w:t xml:space="preserve">   Period</w:t>
@@ -78,7 +78,7 @@
           <w:caps/>
           <w:color w:val="003A70"/>
           <w:spacing w:val="12"/>
-          <w:sz w:val="19"/>
+          <w:sz w:val="22"/>
           <w:szCs w:val="19"/>
         </w:rPr>
         <w:t xml:space="preserve">Lesson 3-1  ·  Homework Packet  ·  Sheet 1 of 2</w:t>
@@ -86,6 +86,7 @@
     </w:p>
     <w:p>
       <w:pPr>
+        <w:pStyle w:val="Heading1"/>
         <w:keepNext/>
         <w:spacing w:before="0" w:after="0" w:line="240" w:lineRule="auto"/>
       </w:pPr>
@@ -111,7 +112,7 @@
         <w:rPr>
           <w:rFonts w:ascii="Avenir Next" w:hAnsi="Avenir Next" w:cs="Avenir Next" w:eastAsia="Avenir Next"/>
           <w:color w:val="5A5F66"/>
-          <w:sz w:val="17"/>
+          <w:sz w:val="22"/>
           <w:szCs w:val="17"/>
         </w:rPr>
         <w:t xml:space="preserve">Maryland Standard 6.RP.A.1   ·   Learning target — I can describe a relationship between two quantities using ratio language.</w:t>
@@ -158,6 +159,7 @@
           </w:tcPr>
           <w:p>
             <w:pPr>
+              <w:pStyle w:val="Heading2"/>
               <w:spacing w:before="0" w:after="0" w:line="240" w:lineRule="auto"/>
             </w:pPr>
             <w:r>
@@ -185,63 +187,63 @@
                 <w:rFonts w:ascii="Avenir Next" w:hAnsi="Avenir Next" w:cs="Avenir Next" w:eastAsia="Avenir Next"/>
                 <w:b/>
                 <w:color w:val="003A70"/>
+                <w:sz w:val="22"/>
+                <w:szCs w:val="18"/>
+              </w:rPr>
+              <w:t xml:space="preserve">•</w:t>
+            </w:r>
+            <w:r>
+              <w:rPr>
+                <w:rFonts w:ascii="Avenir Next" w:hAnsi="Avenir Next" w:cs="Avenir Next" w:eastAsia="Avenir Next"/>
+                <w:color w:val="1A1A1A"/>
                 <w:sz w:val="18"/>
                 <w:szCs w:val="18"/>
               </w:rPr>
-              <w:t xml:space="preserve">•</w:t>
-            </w:r>
-            <w:r>
-              <w:rPr>
-                <w:rFonts w:ascii="Avenir Next" w:hAnsi="Avenir Next" w:cs="Avenir Next" w:eastAsia="Avenir Next"/>
-                <w:color w:val="1A1A1A"/>
-                <w:sz w:val="18"/>
+              <w:tab/>
+            </w:r>
+            <w:r>
+              <w:rPr>
+                <w:rFonts w:ascii="Avenir Next" w:hAnsi="Avenir Next" w:cs="Avenir Next" w:eastAsia="Avenir Next"/>
+                <w:color w:val="1A1A1A"/>
+                <w:sz w:val="22"/>
                 <w:szCs w:val="18"/>
               </w:rPr>
-              <w:tab/>
-            </w:r>
-            <w:r>
-              <w:rPr>
-                <w:rFonts w:ascii="Avenir Next" w:hAnsi="Avenir Next" w:cs="Avenir Next" w:eastAsia="Avenir Next"/>
-                <w:color w:val="1A1A1A"/>
-                <w:sz w:val="18"/>
+              <w:t xml:space="preserve">A </w:t>
+            </w:r>
+            <w:r>
+              <w:rPr>
+                <w:rFonts w:ascii="Avenir Next" w:hAnsi="Avenir Next" w:cs="Avenir Next" w:eastAsia="Avenir Next"/>
+                <w:b/>
+                <w:color w:val="1A1A1A"/>
+                <w:sz w:val="22"/>
                 <w:szCs w:val="18"/>
               </w:rPr>
-              <w:t xml:space="preserve">A </w:t>
-            </w:r>
-            <w:r>
-              <w:rPr>
-                <w:rFonts w:ascii="Avenir Next" w:hAnsi="Avenir Next" w:cs="Avenir Next" w:eastAsia="Avenir Next"/>
-                <w:b/>
-                <w:color w:val="1A1A1A"/>
-                <w:sz w:val="18"/>
+              <w:t xml:space="preserve">ratio</w:t>
+            </w:r>
+            <w:r>
+              <w:rPr>
+                <w:rFonts w:ascii="Avenir Next" w:hAnsi="Avenir Next" w:cs="Avenir Next" w:eastAsia="Avenir Next"/>
+                <w:color w:val="1A1A1A"/>
+                <w:sz w:val="22"/>
                 <w:szCs w:val="18"/>
               </w:rPr>
-              <w:t xml:space="preserve">ratio</w:t>
-            </w:r>
-            <w:r>
-              <w:rPr>
-                <w:rFonts w:ascii="Avenir Next" w:hAnsi="Avenir Next" w:cs="Avenir Next" w:eastAsia="Avenir Next"/>
-                <w:color w:val="1A1A1A"/>
-                <w:sz w:val="18"/>
+              <w:t xml:space="preserve"> compares two quantities: 3 to 5, 3 : 5, or 3/5. </w:t>
+            </w:r>
+            <w:r>
+              <w:rPr>
+                <w:rFonts w:ascii="Avenir Next" w:hAnsi="Avenir Next" w:cs="Avenir Next" w:eastAsia="Avenir Next"/>
+                <w:b/>
+                <w:color w:val="1A1A1A"/>
+                <w:sz w:val="22"/>
                 <w:szCs w:val="18"/>
               </w:rPr>
-              <w:t xml:space="preserve"> compares two quantities: 3 to 5, 3 : 5, or 3/5. </w:t>
-            </w:r>
-            <w:r>
-              <w:rPr>
-                <w:rFonts w:ascii="Avenir Next" w:hAnsi="Avenir Next" w:cs="Avenir Next" w:eastAsia="Avenir Next"/>
-                <w:b/>
-                <w:color w:val="1A1A1A"/>
-                <w:sz w:val="18"/>
-                <w:szCs w:val="18"/>
-              </w:rPr>
               <w:t xml:space="preserve">Order matters</w:t>
             </w:r>
             <w:r>
               <w:rPr>
                 <w:rFonts w:ascii="Avenir Next" w:hAnsi="Avenir Next" w:cs="Avenir Next" w:eastAsia="Avenir Next"/>
                 <w:color w:val="1A1A1A"/>
-                <w:sz w:val="18"/>
+                <w:sz w:val="22"/>
                 <w:szCs w:val="18"/>
               </w:rPr>
               <w:t xml:space="preserve"> — follow the order of the words.</w:t>
@@ -260,54 +262,54 @@
                 <w:rFonts w:ascii="Avenir Next" w:hAnsi="Avenir Next" w:cs="Avenir Next" w:eastAsia="Avenir Next"/>
                 <w:b/>
                 <w:color w:val="003A70"/>
+                <w:sz w:val="22"/>
+                <w:szCs w:val="18"/>
+              </w:rPr>
+              <w:t xml:space="preserve">•</w:t>
+            </w:r>
+            <w:r>
+              <w:rPr>
+                <w:rFonts w:ascii="Avenir Next" w:hAnsi="Avenir Next" w:cs="Avenir Next" w:eastAsia="Avenir Next"/>
+                <w:color w:val="1A1A1A"/>
                 <w:sz w:val="18"/>
                 <w:szCs w:val="18"/>
               </w:rPr>
-              <w:t xml:space="preserve">•</w:t>
-            </w:r>
-            <w:r>
-              <w:rPr>
-                <w:rFonts w:ascii="Avenir Next" w:hAnsi="Avenir Next" w:cs="Avenir Next" w:eastAsia="Avenir Next"/>
-                <w:color w:val="1A1A1A"/>
-                <w:sz w:val="18"/>
+              <w:tab/>
+            </w:r>
+            <w:r>
+              <w:rPr>
+                <w:rFonts w:ascii="Avenir Next" w:hAnsi="Avenir Next" w:cs="Avenir Next" w:eastAsia="Avenir Next"/>
+                <w:b/>
+                <w:color w:val="1A1A1A"/>
+                <w:sz w:val="22"/>
                 <w:szCs w:val="18"/>
               </w:rPr>
-              <w:tab/>
-            </w:r>
-            <w:r>
-              <w:rPr>
-                <w:rFonts w:ascii="Avenir Next" w:hAnsi="Avenir Next" w:cs="Avenir Next" w:eastAsia="Avenir Next"/>
-                <w:b/>
-                <w:color w:val="1A1A1A"/>
-                <w:sz w:val="18"/>
+              <w:t xml:space="preserve">Part-to-part</w:t>
+            </w:r>
+            <w:r>
+              <w:rPr>
+                <w:rFonts w:ascii="Avenir Next" w:hAnsi="Avenir Next" w:cs="Avenir Next" w:eastAsia="Avenir Next"/>
+                <w:color w:val="1A1A1A"/>
+                <w:sz w:val="22"/>
                 <w:szCs w:val="18"/>
               </w:rPr>
-              <w:t xml:space="preserve">Part-to-part</w:t>
-            </w:r>
-            <w:r>
-              <w:rPr>
-                <w:rFonts w:ascii="Avenir Next" w:hAnsi="Avenir Next" w:cs="Avenir Next" w:eastAsia="Avenir Next"/>
-                <w:color w:val="1A1A1A"/>
-                <w:sz w:val="18"/>
+              <w:t xml:space="preserve"> compares two groups. </w:t>
+            </w:r>
+            <w:r>
+              <w:rPr>
+                <w:rFonts w:ascii="Avenir Next" w:hAnsi="Avenir Next" w:cs="Avenir Next" w:eastAsia="Avenir Next"/>
+                <w:b/>
+                <w:color w:val="1A1A1A"/>
+                <w:sz w:val="22"/>
                 <w:szCs w:val="18"/>
               </w:rPr>
-              <w:t xml:space="preserve"> compares two groups. </w:t>
-            </w:r>
-            <w:r>
-              <w:rPr>
-                <w:rFonts w:ascii="Avenir Next" w:hAnsi="Avenir Next" w:cs="Avenir Next" w:eastAsia="Avenir Next"/>
-                <w:b/>
-                <w:color w:val="1A1A1A"/>
-                <w:sz w:val="18"/>
-                <w:szCs w:val="18"/>
-              </w:rPr>
               <w:t xml:space="preserve">Part-to-whole</w:t>
             </w:r>
             <w:r>
               <w:rPr>
                 <w:rFonts w:ascii="Avenir Next" w:hAnsi="Avenir Next" w:cs="Avenir Next" w:eastAsia="Avenir Next"/>
                 <w:color w:val="1A1A1A"/>
-                <w:sz w:val="18"/>
+                <w:sz w:val="22"/>
                 <w:szCs w:val="18"/>
               </w:rPr>
               <w:t xml:space="preserve"> compares one group to the total.</w:t>
@@ -326,35 +328,35 @@
                 <w:rFonts w:ascii="Avenir Next" w:hAnsi="Avenir Next" w:cs="Avenir Next" w:eastAsia="Avenir Next"/>
                 <w:b/>
                 <w:color w:val="003A70"/>
+                <w:sz w:val="22"/>
+                <w:szCs w:val="18"/>
+              </w:rPr>
+              <w:t xml:space="preserve">•</w:t>
+            </w:r>
+            <w:r>
+              <w:rPr>
+                <w:rFonts w:ascii="Avenir Next" w:hAnsi="Avenir Next" w:cs="Avenir Next" w:eastAsia="Avenir Next"/>
+                <w:color w:val="1A1A1A"/>
                 <w:sz w:val="18"/>
                 <w:szCs w:val="18"/>
               </w:rPr>
-              <w:t xml:space="preserve">•</w:t>
-            </w:r>
-            <w:r>
-              <w:rPr>
-                <w:rFonts w:ascii="Avenir Next" w:hAnsi="Avenir Next" w:cs="Avenir Next" w:eastAsia="Avenir Next"/>
-                <w:color w:val="1A1A1A"/>
-                <w:sz w:val="18"/>
+              <w:tab/>
+            </w:r>
+            <w:r>
+              <w:rPr>
+                <w:rFonts w:ascii="Avenir Next" w:hAnsi="Avenir Next" w:cs="Avenir Next" w:eastAsia="Avenir Next"/>
+                <w:b/>
+                <w:color w:val="1A1A1A"/>
+                <w:sz w:val="22"/>
                 <w:szCs w:val="18"/>
               </w:rPr>
-              <w:tab/>
-            </w:r>
-            <w:r>
-              <w:rPr>
-                <w:rFonts w:ascii="Avenir Next" w:hAnsi="Avenir Next" w:cs="Avenir Next" w:eastAsia="Avenir Next"/>
-                <w:b/>
-                <w:color w:val="1A1A1A"/>
-                <w:sz w:val="18"/>
-                <w:szCs w:val="18"/>
-              </w:rPr>
               <w:t xml:space="preserve">Simplest form:</w:t>
             </w:r>
             <w:r>
               <w:rPr>
                 <w:rFonts w:ascii="Avenir Next" w:hAnsi="Avenir Next" w:cs="Avenir Next" w:eastAsia="Avenir Next"/>
                 <w:color w:val="1A1A1A"/>
-                <w:sz w:val="18"/>
+                <w:sz w:val="22"/>
                 <w:szCs w:val="18"/>
               </w:rPr>
               <w:t xml:space="preserve"> divide both terms by their GCF.</w:t>
@@ -369,6 +371,7 @@
           </w:tcPr>
           <w:p>
             <w:pPr>
+              <w:pStyle w:val="Heading2"/>
               <w:spacing w:before="0" w:after="0" w:line="240" w:lineRule="auto"/>
             </w:pPr>
             <w:r>
@@ -391,7 +394,7 @@
               <w:rPr>
                 <w:rFonts w:ascii="Avenir Next" w:hAnsi="Avenir Next" w:cs="Avenir Next" w:eastAsia="Avenir Next"/>
                 <w:color w:val="1A1A1A"/>
-                <w:sz w:val="17"/>
+                <w:sz w:val="22"/>
                 <w:szCs w:val="17"/>
               </w:rPr>
               <w:t xml:space="preserve">A shelf has 10 science books and 15 history books. Write the ratio of science books to all the books in simplest form.</w:t>
@@ -410,25 +413,25 @@
                 <w:rFonts w:ascii="Avenir Next" w:hAnsi="Avenir Next" w:cs="Avenir Next" w:eastAsia="Avenir Next"/>
                 <w:b/>
                 <w:color w:val="003A70"/>
+                <w:sz w:val="22"/>
+                <w:szCs w:val="17"/>
+              </w:rPr>
+              <w:t xml:space="preserve">Step 1</w:t>
+            </w:r>
+            <w:r>
+              <w:rPr>
+                <w:rFonts w:ascii="Avenir Next" w:hAnsi="Avenir Next" w:cs="Avenir Next" w:eastAsia="Avenir Next"/>
+                <w:color w:val="1A1A1A"/>
                 <w:sz w:val="17"/>
                 <w:szCs w:val="17"/>
               </w:rPr>
-              <w:t xml:space="preserve">Step 1</w:t>
-            </w:r>
-            <w:r>
-              <w:rPr>
-                <w:rFonts w:ascii="Avenir Next" w:hAnsi="Avenir Next" w:cs="Avenir Next" w:eastAsia="Avenir Next"/>
-                <w:color w:val="1A1A1A"/>
-                <w:sz w:val="17"/>
-                <w:szCs w:val="17"/>
-              </w:rPr>
               <w:tab/>
             </w:r>
             <w:r>
               <w:rPr>
                 <w:rFonts w:ascii="Avenir Next" w:hAnsi="Avenir Next" w:cs="Avenir Next" w:eastAsia="Avenir Next"/>
                 <w:color w:val="1A1A1A"/>
-                <w:sz w:val="17"/>
+                <w:sz w:val="22"/>
                 <w:szCs w:val="17"/>
               </w:rPr>
               <w:t xml:space="preserve">Total: 10 + 15 = 25 books</w:t>
@@ -447,25 +450,25 @@
                 <w:rFonts w:ascii="Avenir Next" w:hAnsi="Avenir Next" w:cs="Avenir Next" w:eastAsia="Avenir Next"/>
                 <w:b/>
                 <w:color w:val="003A70"/>
+                <w:sz w:val="22"/>
+                <w:szCs w:val="17"/>
+              </w:rPr>
+              <w:t xml:space="preserve">Step 2</w:t>
+            </w:r>
+            <w:r>
+              <w:rPr>
+                <w:rFonts w:ascii="Avenir Next" w:hAnsi="Avenir Next" w:cs="Avenir Next" w:eastAsia="Avenir Next"/>
+                <w:color w:val="1A1A1A"/>
                 <w:sz w:val="17"/>
                 <w:szCs w:val="17"/>
               </w:rPr>
-              <w:t xml:space="preserve">Step 2</w:t>
-            </w:r>
-            <w:r>
-              <w:rPr>
-                <w:rFonts w:ascii="Avenir Next" w:hAnsi="Avenir Next" w:cs="Avenir Next" w:eastAsia="Avenir Next"/>
-                <w:color w:val="1A1A1A"/>
-                <w:sz w:val="17"/>
-                <w:szCs w:val="17"/>
-              </w:rPr>
               <w:tab/>
             </w:r>
             <w:r>
               <w:rPr>
                 <w:rFonts w:ascii="Avenir Next" w:hAnsi="Avenir Next" w:cs="Avenir Next" w:eastAsia="Avenir Next"/>
                 <w:color w:val="1A1A1A"/>
-                <w:sz w:val="17"/>
+                <w:sz w:val="22"/>
                 <w:szCs w:val="17"/>
               </w:rPr>
               <w:t xml:space="preserve">Science first: 10 : 25</w:t>
@@ -484,25 +487,25 @@
                 <w:rFonts w:ascii="Avenir Next" w:hAnsi="Avenir Next" w:cs="Avenir Next" w:eastAsia="Avenir Next"/>
                 <w:b/>
                 <w:color w:val="003A70"/>
+                <w:sz w:val="22"/>
+                <w:szCs w:val="17"/>
+              </w:rPr>
+              <w:t xml:space="preserve">Step 3</w:t>
+            </w:r>
+            <w:r>
+              <w:rPr>
+                <w:rFonts w:ascii="Avenir Next" w:hAnsi="Avenir Next" w:cs="Avenir Next" w:eastAsia="Avenir Next"/>
+                <w:color w:val="1A1A1A"/>
                 <w:sz w:val="17"/>
                 <w:szCs w:val="17"/>
               </w:rPr>
-              <w:t xml:space="preserve">Step 3</w:t>
-            </w:r>
-            <w:r>
-              <w:rPr>
-                <w:rFonts w:ascii="Avenir Next" w:hAnsi="Avenir Next" w:cs="Avenir Next" w:eastAsia="Avenir Next"/>
-                <w:color w:val="1A1A1A"/>
-                <w:sz w:val="17"/>
-                <w:szCs w:val="17"/>
-              </w:rPr>
               <w:tab/>
             </w:r>
             <w:r>
               <w:rPr>
                 <w:rFonts w:ascii="Avenir Next" w:hAnsi="Avenir Next" w:cs="Avenir Next" w:eastAsia="Avenir Next"/>
                 <w:color w:val="1A1A1A"/>
-                <w:sz w:val="17"/>
+                <w:sz w:val="22"/>
                 <w:szCs w:val="17"/>
               </w:rPr>
               <w:t xml:space="preserve">Divide both terms by 5: 2 : 5</w:t>
@@ -521,18 +524,18 @@
                 <w:rFonts w:ascii="Avenir Next" w:hAnsi="Avenir Next" w:cs="Avenir Next" w:eastAsia="Avenir Next"/>
                 <w:b/>
                 <w:color w:val="1A1A1A"/>
+                <w:sz w:val="22"/>
+                <w:szCs w:val="17"/>
+              </w:rPr>
+              <w:t xml:space="preserve">Answer</w:t>
+            </w:r>
+            <w:r>
+              <w:rPr>
+                <w:rFonts w:ascii="Avenir Next" w:hAnsi="Avenir Next" w:cs="Avenir Next" w:eastAsia="Avenir Next"/>
+                <w:color w:val="1A1A1A"/>
                 <w:sz w:val="17"/>
                 <w:szCs w:val="17"/>
               </w:rPr>
-              <w:t xml:space="preserve">Answer</w:t>
-            </w:r>
-            <w:r>
-              <w:rPr>
-                <w:rFonts w:ascii="Avenir Next" w:hAnsi="Avenir Next" w:cs="Avenir Next" w:eastAsia="Avenir Next"/>
-                <w:color w:val="1A1A1A"/>
-                <w:sz w:val="17"/>
-                <w:szCs w:val="17"/>
-              </w:rPr>
               <w:tab/>
             </w:r>
             <w:r>
@@ -540,7 +543,7 @@
                 <w:rFonts w:ascii="Avenir Next" w:hAnsi="Avenir Next" w:cs="Avenir Next" w:eastAsia="Avenir Next"/>
                 <w:b/>
                 <w:color w:val="1A1A1A"/>
-                <w:sz w:val="17"/>
+                <w:sz w:val="22"/>
                 <w:szCs w:val="17"/>
               </w:rPr>
               <w:t xml:space="preserve">2 : 5 — for every 2 science books, there are 5 books in all</w:t>
@@ -551,6 +554,7 @@
     </w:tbl>
     <w:p>
       <w:pPr>
+        <w:pStyle w:val="Heading2"/>
         <w:keepNext/>
         <w:pBdr>
           <w:bottom w:val="single" w:sz="8" w:space="3" w:color="003A70"/>
@@ -566,7 +570,7 @@
           <w:b/>
           <w:color w:val="003A70"/>
           <w:spacing w:val="14"/>
-          <w:sz w:val="19"/>
+          <w:sz w:val="22"/>
           <w:szCs w:val="19"/>
         </w:rPr>
         <w:t xml:space="preserve">PRACTICE</w:t>
@@ -585,7 +589,7 @@
           <w:rFonts w:ascii="Avenir Next" w:hAnsi="Avenir Next" w:cs="Avenir Next" w:eastAsia="Avenir Next"/>
           <w:i/>
           <w:color w:val="5A5F66"/>
-          <w:sz w:val="17"/>
+          <w:sz w:val="22"/>
           <w:szCs w:val="17"/>
         </w:rPr>
         <w:t xml:space="preserve">show your work · label units</w:t>
@@ -605,25 +609,25 @@
           <w:rFonts w:ascii="Avenir Next" w:hAnsi="Avenir Next" w:cs="Avenir Next" w:eastAsia="Avenir Next"/>
           <w:b/>
           <w:color w:val="1A1A1A"/>
+          <w:sz w:val="22"/>
+          <w:szCs w:val="20"/>
+        </w:rPr>
+        <w:t xml:space="preserve">1.</w:t>
+      </w:r>
+      <w:r>
+        <w:rPr>
+          <w:rFonts w:ascii="Avenir Next" w:hAnsi="Avenir Next" w:cs="Avenir Next" w:eastAsia="Avenir Next"/>
+          <w:color w:val="1A1A1A"/>
           <w:sz w:val="20"/>
           <w:szCs w:val="20"/>
         </w:rPr>
-        <w:t xml:space="preserve">1.</w:t>
-      </w:r>
-      <w:r>
-        <w:rPr>
-          <w:rFonts w:ascii="Avenir Next" w:hAnsi="Avenir Next" w:cs="Avenir Next" w:eastAsia="Avenir Next"/>
-          <w:color w:val="1A1A1A"/>
-          <w:sz w:val="20"/>
-          <w:szCs w:val="20"/>
-        </w:rPr>
         <w:tab/>
       </w:r>
       <w:r>
         <w:rPr>
           <w:rFonts w:ascii="Avenir Next" w:hAnsi="Avenir Next" w:cs="Avenir Next" w:eastAsia="Avenir Next"/>
           <w:color w:val="1A1A1A"/>
-          <w:sz w:val="20"/>
+          <w:sz w:val="22"/>
           <w:szCs w:val="20"/>
         </w:rPr>
         <w:t xml:space="preserve">A snack bag has 6 pretzels and 9 crackers. Write each ratio in simplest form.</w:t>
@@ -678,25 +682,25 @@
                 <w:rFonts w:ascii="Avenir Next" w:hAnsi="Avenir Next" w:cs="Avenir Next" w:eastAsia="Avenir Next"/>
                 <w:b/>
                 <w:color w:val="003A70"/>
+                <w:sz w:val="22"/>
+                <w:szCs w:val="20"/>
+              </w:rPr>
+              <w:t xml:space="preserve">a.</w:t>
+            </w:r>
+            <w:r>
+              <w:rPr>
+                <w:rFonts w:ascii="Avenir Next" w:hAnsi="Avenir Next" w:cs="Avenir Next" w:eastAsia="Avenir Next"/>
+                <w:color w:val="1A1A1A"/>
                 <w:sz w:val="20"/>
                 <w:szCs w:val="20"/>
               </w:rPr>
-              <w:t xml:space="preserve">a.</w:t>
-            </w:r>
-            <w:r>
-              <w:rPr>
-                <w:rFonts w:ascii="Avenir Next" w:hAnsi="Avenir Next" w:cs="Avenir Next" w:eastAsia="Avenir Next"/>
-                <w:color w:val="1A1A1A"/>
-                <w:sz w:val="20"/>
-                <w:szCs w:val="20"/>
-              </w:rPr>
               <w:tab/>
             </w:r>
             <w:r>
               <w:rPr>
                 <w:rFonts w:ascii="Avenir Next" w:hAnsi="Avenir Next" w:cs="Avenir Next" w:eastAsia="Avenir Next"/>
                 <w:color w:val="1A1A1A"/>
-                <w:sz w:val="20"/>
+                <w:sz w:val="22"/>
                 <w:szCs w:val="20"/>
               </w:rPr>
               <w:t xml:space="preserve">pretzels to crackers</w:t>
@@ -740,25 +744,25 @@
                 <w:rFonts w:ascii="Avenir Next" w:hAnsi="Avenir Next" w:cs="Avenir Next" w:eastAsia="Avenir Next"/>
                 <w:b/>
                 <w:color w:val="003A70"/>
+                <w:sz w:val="22"/>
+                <w:szCs w:val="20"/>
+              </w:rPr>
+              <w:t xml:space="preserve">b.</w:t>
+            </w:r>
+            <w:r>
+              <w:rPr>
+                <w:rFonts w:ascii="Avenir Next" w:hAnsi="Avenir Next" w:cs="Avenir Next" w:eastAsia="Avenir Next"/>
+                <w:color w:val="1A1A1A"/>
                 <w:sz w:val="20"/>
                 <w:szCs w:val="20"/>
               </w:rPr>
-              <w:t xml:space="preserve">b.</w:t>
-            </w:r>
-            <w:r>
-              <w:rPr>
-                <w:rFonts w:ascii="Avenir Next" w:hAnsi="Avenir Next" w:cs="Avenir Next" w:eastAsia="Avenir Next"/>
-                <w:color w:val="1A1A1A"/>
-                <w:sz w:val="20"/>
-                <w:szCs w:val="20"/>
-              </w:rPr>
               <w:tab/>
             </w:r>
             <w:r>
               <w:rPr>
                 <w:rFonts w:ascii="Avenir Next" w:hAnsi="Avenir Next" w:cs="Avenir Next" w:eastAsia="Avenir Next"/>
                 <w:color w:val="1A1A1A"/>
-                <w:sz w:val="20"/>
+                <w:sz w:val="22"/>
                 <w:szCs w:val="20"/>
               </w:rPr>
               <w:t xml:space="preserve">crackers to pretzels</w:t>
@@ -808,25 +812,25 @@
                 <w:rFonts w:ascii="Avenir Next" w:hAnsi="Avenir Next" w:cs="Avenir Next" w:eastAsia="Avenir Next"/>
                 <w:b/>
                 <w:color w:val="003A70"/>
+                <w:sz w:val="22"/>
+                <w:szCs w:val="20"/>
+              </w:rPr>
+              <w:t xml:space="preserve">c.</w:t>
+            </w:r>
+            <w:r>
+              <w:rPr>
+                <w:rFonts w:ascii="Avenir Next" w:hAnsi="Avenir Next" w:cs="Avenir Next" w:eastAsia="Avenir Next"/>
+                <w:color w:val="1A1A1A"/>
                 <w:sz w:val="20"/>
                 <w:szCs w:val="20"/>
               </w:rPr>
-              <w:t xml:space="preserve">c.</w:t>
-            </w:r>
-            <w:r>
-              <w:rPr>
-                <w:rFonts w:ascii="Avenir Next" w:hAnsi="Avenir Next" w:cs="Avenir Next" w:eastAsia="Avenir Next"/>
-                <w:color w:val="1A1A1A"/>
-                <w:sz w:val="20"/>
-                <w:szCs w:val="20"/>
-              </w:rPr>
               <w:tab/>
             </w:r>
             <w:r>
               <w:rPr>
                 <w:rFonts w:ascii="Avenir Next" w:hAnsi="Avenir Next" w:cs="Avenir Next" w:eastAsia="Avenir Next"/>
                 <w:color w:val="1A1A1A"/>
-                <w:sz w:val="20"/>
+                <w:sz w:val="22"/>
                 <w:szCs w:val="20"/>
               </w:rPr>
               <w:t xml:space="preserve">pretzels to all snacks</w:t>
@@ -870,25 +874,25 @@
                 <w:rFonts w:ascii="Avenir Next" w:hAnsi="Avenir Next" w:cs="Avenir Next" w:eastAsia="Avenir Next"/>
                 <w:b/>
                 <w:color w:val="003A70"/>
+                <w:sz w:val="22"/>
+                <w:szCs w:val="20"/>
+              </w:rPr>
+              <w:t xml:space="preserve">d.</w:t>
+            </w:r>
+            <w:r>
+              <w:rPr>
+                <w:rFonts w:ascii="Avenir Next" w:hAnsi="Avenir Next" w:cs="Avenir Next" w:eastAsia="Avenir Next"/>
+                <w:color w:val="1A1A1A"/>
                 <w:sz w:val="20"/>
                 <w:szCs w:val="20"/>
               </w:rPr>
-              <w:t xml:space="preserve">d.</w:t>
-            </w:r>
-            <w:r>
-              <w:rPr>
-                <w:rFonts w:ascii="Avenir Next" w:hAnsi="Avenir Next" w:cs="Avenir Next" w:eastAsia="Avenir Next"/>
-                <w:color w:val="1A1A1A"/>
-                <w:sz w:val="20"/>
-                <w:szCs w:val="20"/>
-              </w:rPr>
               <w:tab/>
             </w:r>
             <w:r>
               <w:rPr>
                 <w:rFonts w:ascii="Avenir Next" w:hAnsi="Avenir Next" w:cs="Avenir Next" w:eastAsia="Avenir Next"/>
                 <w:color w:val="1A1A1A"/>
-                <w:sz w:val="20"/>
+                <w:sz w:val="22"/>
                 <w:szCs w:val="20"/>
               </w:rPr>
               <w:t xml:space="preserve">crackers to all snacks</w:t>
@@ -935,25 +939,25 @@
           <w:rFonts w:ascii="Avenir Next" w:hAnsi="Avenir Next" w:cs="Avenir Next" w:eastAsia="Avenir Next"/>
           <w:b/>
           <w:color w:val="1A1A1A"/>
+          <w:sz w:val="22"/>
+          <w:szCs w:val="20"/>
+        </w:rPr>
+        <w:t xml:space="preserve">2.</w:t>
+      </w:r>
+      <w:r>
+        <w:rPr>
+          <w:rFonts w:ascii="Avenir Next" w:hAnsi="Avenir Next" w:cs="Avenir Next" w:eastAsia="Avenir Next"/>
+          <w:color w:val="1A1A1A"/>
           <w:sz w:val="20"/>
           <w:szCs w:val="20"/>
         </w:rPr>
-        <w:t xml:space="preserve">2.</w:t>
-      </w:r>
-      <w:r>
-        <w:rPr>
-          <w:rFonts w:ascii="Avenir Next" w:hAnsi="Avenir Next" w:cs="Avenir Next" w:eastAsia="Avenir Next"/>
-          <w:color w:val="1A1A1A"/>
-          <w:sz w:val="20"/>
-          <w:szCs w:val="20"/>
-        </w:rPr>
         <w:tab/>
       </w:r>
       <w:r>
         <w:rPr>
           <w:rFonts w:ascii="Avenir Next" w:hAnsi="Avenir Next" w:cs="Avenir Next" w:eastAsia="Avenir Next"/>
           <w:color w:val="1A1A1A"/>
-          <w:sz w:val="20"/>
+          <w:sz w:val="22"/>
           <w:szCs w:val="20"/>
         </w:rPr>
         <w:t xml:space="preserve">Write each ratio in simplest form.</w:t>
@@ -1009,25 +1013,25 @@
                 <w:rFonts w:ascii="Avenir Next" w:hAnsi="Avenir Next" w:cs="Avenir Next" w:eastAsia="Avenir Next"/>
                 <w:b/>
                 <w:color w:val="003A70"/>
+                <w:sz w:val="22"/>
+                <w:szCs w:val="20"/>
+              </w:rPr>
+              <w:t xml:space="preserve">a.</w:t>
+            </w:r>
+            <w:r>
+              <w:rPr>
+                <w:rFonts w:ascii="Avenir Next" w:hAnsi="Avenir Next" w:cs="Avenir Next" w:eastAsia="Avenir Next"/>
+                <w:color w:val="1A1A1A"/>
                 <w:sz w:val="20"/>
                 <w:szCs w:val="20"/>
               </w:rPr>
-              <w:t xml:space="preserve">a.</w:t>
-            </w:r>
-            <w:r>
-              <w:rPr>
-                <w:rFonts w:ascii="Avenir Next" w:hAnsi="Avenir Next" w:cs="Avenir Next" w:eastAsia="Avenir Next"/>
-                <w:color w:val="1A1A1A"/>
-                <w:sz w:val="20"/>
-                <w:szCs w:val="20"/>
-              </w:rPr>
               <w:tab/>
             </w:r>
             <w:r>
               <w:rPr>
                 <w:rFonts w:ascii="Avenir Next" w:hAnsi="Avenir Next" w:cs="Avenir Next" w:eastAsia="Avenir Next"/>
                 <w:color w:val="1A1A1A"/>
-                <w:sz w:val="20"/>
+                <w:sz w:val="22"/>
                 <w:szCs w:val="20"/>
               </w:rPr>
               <w:t xml:space="preserve">12 : 18 =</w:t>
@@ -1071,25 +1075,25 @@
                 <w:rFonts w:ascii="Avenir Next" w:hAnsi="Avenir Next" w:cs="Avenir Next" w:eastAsia="Avenir Next"/>
                 <w:b/>
                 <w:color w:val="003A70"/>
+                <w:sz w:val="22"/>
+                <w:szCs w:val="20"/>
+              </w:rPr>
+              <w:t xml:space="preserve">b.</w:t>
+            </w:r>
+            <w:r>
+              <w:rPr>
+                <w:rFonts w:ascii="Avenir Next" w:hAnsi="Avenir Next" w:cs="Avenir Next" w:eastAsia="Avenir Next"/>
+                <w:color w:val="1A1A1A"/>
                 <w:sz w:val="20"/>
                 <w:szCs w:val="20"/>
               </w:rPr>
-              <w:t xml:space="preserve">b.</w:t>
-            </w:r>
-            <w:r>
-              <w:rPr>
-                <w:rFonts w:ascii="Avenir Next" w:hAnsi="Avenir Next" w:cs="Avenir Next" w:eastAsia="Avenir Next"/>
-                <w:color w:val="1A1A1A"/>
-                <w:sz w:val="20"/>
-                <w:szCs w:val="20"/>
-              </w:rPr>
               <w:tab/>
             </w:r>
             <w:r>
               <w:rPr>
                 <w:rFonts w:ascii="Avenir Next" w:hAnsi="Avenir Next" w:cs="Avenir Next" w:eastAsia="Avenir Next"/>
                 <w:color w:val="1A1A1A"/>
-                <w:sz w:val="20"/>
+                <w:sz w:val="22"/>
                 <w:szCs w:val="20"/>
               </w:rPr>
               <w:t xml:space="preserve">20 : 8 =</w:t>
@@ -1133,25 +1137,25 @@
                 <w:rFonts w:ascii="Avenir Next" w:hAnsi="Avenir Next" w:cs="Avenir Next" w:eastAsia="Avenir Next"/>
                 <w:b/>
                 <w:color w:val="003A70"/>
+                <w:sz w:val="22"/>
+                <w:szCs w:val="20"/>
+              </w:rPr>
+              <w:t xml:space="preserve">c.</w:t>
+            </w:r>
+            <w:r>
+              <w:rPr>
+                <w:rFonts w:ascii="Avenir Next" w:hAnsi="Avenir Next" w:cs="Avenir Next" w:eastAsia="Avenir Next"/>
+                <w:color w:val="1A1A1A"/>
                 <w:sz w:val="20"/>
                 <w:szCs w:val="20"/>
               </w:rPr>
-              <w:t xml:space="preserve">c.</w:t>
-            </w:r>
-            <w:r>
-              <w:rPr>
-                <w:rFonts w:ascii="Avenir Next" w:hAnsi="Avenir Next" w:cs="Avenir Next" w:eastAsia="Avenir Next"/>
-                <w:color w:val="1A1A1A"/>
-                <w:sz w:val="20"/>
-                <w:szCs w:val="20"/>
-              </w:rPr>
               <w:tab/>
             </w:r>
             <w:r>
               <w:rPr>
                 <w:rFonts w:ascii="Avenir Next" w:hAnsi="Avenir Next" w:cs="Avenir Next" w:eastAsia="Avenir Next"/>
                 <w:color w:val="1A1A1A"/>
-                <w:sz w:val="20"/>
+                <w:sz w:val="22"/>
                 <w:szCs w:val="20"/>
               </w:rPr>
               <w:t xml:space="preserve">15 : 35 =</w:t>
@@ -1198,25 +1202,25 @@
           <w:rFonts w:ascii="Avenir Next" w:hAnsi="Avenir Next" w:cs="Avenir Next" w:eastAsia="Avenir Next"/>
           <w:b/>
           <w:color w:val="1A1A1A"/>
+          <w:sz w:val="22"/>
+          <w:szCs w:val="20"/>
+        </w:rPr>
+        <w:t xml:space="preserve">3.</w:t>
+      </w:r>
+      <w:r>
+        <w:rPr>
+          <w:rFonts w:ascii="Avenir Next" w:hAnsi="Avenir Next" w:cs="Avenir Next" w:eastAsia="Avenir Next"/>
+          <w:color w:val="1A1A1A"/>
           <w:sz w:val="20"/>
           <w:szCs w:val="20"/>
         </w:rPr>
-        <w:t xml:space="preserve">3.</w:t>
-      </w:r>
-      <w:r>
-        <w:rPr>
-          <w:rFonts w:ascii="Avenir Next" w:hAnsi="Avenir Next" w:cs="Avenir Next" w:eastAsia="Avenir Next"/>
-          <w:color w:val="1A1A1A"/>
-          <w:sz w:val="20"/>
-          <w:szCs w:val="20"/>
-        </w:rPr>
         <w:tab/>
       </w:r>
       <w:r>
         <w:rPr>
           <w:rFonts w:ascii="Avenir Next" w:hAnsi="Avenir Next" w:cs="Avenir Next" w:eastAsia="Avenir Next"/>
           <w:color w:val="1A1A1A"/>
-          <w:sz w:val="20"/>
+          <w:sz w:val="22"/>
           <w:szCs w:val="20"/>
         </w:rPr>
         <w:t xml:space="preserve">A volleyball team has 8 girls and 7 boys. Jada writes the ratio 8 : 15. Is her ratio part-to-part or part-to-whole? What does the 15 count?</w:t>
@@ -1284,7 +1288,7 @@
               <w:rPr>
                 <w:rFonts w:ascii="Avenir Next" w:hAnsi="Avenir Next" w:cs="Avenir Next" w:eastAsia="Avenir Next"/>
                 <w:color w:val="1A1A1A"/>
-                <w:sz w:val="19"/>
+                <w:sz w:val="22"/>
                 <w:szCs w:val="19"/>
               </w:rPr>
               <w:t xml:space="preserve">Part-to-part</w:t>
@@ -1323,7 +1327,7 @@
               <w:rPr>
                 <w:rFonts w:ascii="Avenir Next" w:hAnsi="Avenir Next" w:cs="Avenir Next" w:eastAsia="Avenir Next"/>
                 <w:color w:val="1A1A1A"/>
-                <w:sz w:val="19"/>
+                <w:sz w:val="22"/>
                 <w:szCs w:val="19"/>
               </w:rPr>
               <w:t xml:space="preserve">Part-to-whole</w:t>
@@ -1345,7 +1349,7 @@
           <w:rFonts w:ascii="Avenir Next" w:hAnsi="Avenir Next" w:cs="Avenir Next" w:eastAsia="Avenir Next"/>
           <w:b/>
           <w:color w:val="1A1A1A"/>
-          <w:sz w:val="18"/>
+          <w:sz w:val="22"/>
           <w:szCs w:val="18"/>
         </w:rPr>
         <w:t xml:space="preserve">15 counts</w:t>
@@ -1379,10 +1383,38 @@
           <w:rFonts w:ascii="Avenir Next" w:hAnsi="Avenir Next" w:cs="Avenir Next" w:eastAsia="Avenir Next"/>
           <w:b/>
           <w:color w:val="1A1A1A"/>
+          <w:sz w:val="22"/>
+          <w:szCs w:val="20"/>
+        </w:rPr>
+        <w:t xml:space="preserve">4.</w:t>
+      </w:r>
+      <w:r>
+        <w:rPr>
+          <w:rFonts w:ascii="Avenir Next" w:hAnsi="Avenir Next" w:cs="Avenir Next" w:eastAsia="Avenir Next"/>
+          <w:color w:val="1A1A1A"/>
           <w:sz w:val="20"/>
           <w:szCs w:val="20"/>
         </w:rPr>
-        <w:t xml:space="preserve">4.</w:t>
+        <w:tab/>
+      </w:r>
+      <w:r>
+        <w:rPr>
+          <w:rFonts w:ascii="Avenir Next" w:hAnsi="Avenir Next" w:cs="Avenir Next" w:eastAsia="Avenir Next"/>
+          <w:b/>
+          <w:color w:val="1A1A1A"/>
+          <w:sz w:val="22"/>
+          <w:szCs w:val="20"/>
+        </w:rPr>
+        <w:t xml:space="preserve">Class Trip Vote.  </w:t>
+      </w:r>
+      <w:r>
+        <w:rPr>
+          <w:rFonts w:ascii="Avenir Next" w:hAnsi="Avenir Next" w:cs="Avenir Next" w:eastAsia="Avenir Next"/>
+          <w:color w:val="1A1A1A"/>
+          <w:sz w:val="22"/>
+          <w:szCs w:val="20"/>
+        </w:rPr>
+        <w:t xml:space="preserve">There are 24 students in a class. 14 students vote for the museum and the rest vote for the aquarium. Write the ratio of museum votes to aquarium votes in simplest form. Then finish the sentence: For every </w:t>
       </w:r>
       <w:r>
         <w:rPr>
@@ -1390,34 +1422,25 @@
           <w:color w:val="1A1A1A"/>
           <w:sz w:val="20"/>
           <w:szCs w:val="20"/>
-        </w:rPr>
-        <w:tab/>
-      </w:r>
-      <w:r>
-        <w:rPr>
-          <w:rFonts w:ascii="Avenir Next" w:hAnsi="Avenir Next" w:cs="Avenir Next" w:eastAsia="Avenir Next"/>
-          <w:b/>
+          <w:u w:val="single"/>
+        </w:rPr>
+        <w:t xml:space="preserve">      </w:t>
+      </w:r>
+      <w:r>
+        <w:rPr>
+          <w:rFonts w:ascii="Avenir Next" w:hAnsi="Avenir Next" w:cs="Avenir Next" w:eastAsia="Avenir Next"/>
+          <w:color w:val="1A1A1A"/>
+          <w:sz w:val="22"/>
+          <w:szCs w:val="20"/>
+        </w:rPr>
+        <w:t xml:space="preserve"> museum votes, there are </w:t>
+      </w:r>
+      <w:r>
+        <w:rPr>
+          <w:rFonts w:ascii="Avenir Next" w:hAnsi="Avenir Next" w:cs="Avenir Next" w:eastAsia="Avenir Next"/>
           <w:color w:val="1A1A1A"/>
           <w:sz w:val="20"/>
           <w:szCs w:val="20"/>
-        </w:rPr>
-        <w:t xml:space="preserve">Class Trip Vote.  </w:t>
-      </w:r>
-      <w:r>
-        <w:rPr>
-          <w:rFonts w:ascii="Avenir Next" w:hAnsi="Avenir Next" w:cs="Avenir Next" w:eastAsia="Avenir Next"/>
-          <w:color w:val="1A1A1A"/>
-          <w:sz w:val="20"/>
-          <w:szCs w:val="20"/>
-        </w:rPr>
-        <w:t xml:space="preserve">There are 24 students in a class. 14 students vote for the museum and the rest vote for the aquarium. Write the ratio of museum votes to aquarium votes in simplest form. Then finish the sentence: For every </w:t>
-      </w:r>
-      <w:r>
-        <w:rPr>
-          <w:rFonts w:ascii="Avenir Next" w:hAnsi="Avenir Next" w:cs="Avenir Next" w:eastAsia="Avenir Next"/>
-          <w:color w:val="1A1A1A"/>
-          <w:sz w:val="20"/>
-          <w:szCs w:val="20"/>
           <w:u w:val="single"/>
         </w:rPr>
         <w:t xml:space="preserve">      </w:t>
@@ -1426,26 +1449,7 @@
         <w:rPr>
           <w:rFonts w:ascii="Avenir Next" w:hAnsi="Avenir Next" w:cs="Avenir Next" w:eastAsia="Avenir Next"/>
           <w:color w:val="1A1A1A"/>
-          <w:sz w:val="20"/>
-          <w:szCs w:val="20"/>
-        </w:rPr>
-        <w:t xml:space="preserve"> museum votes, there are </w:t>
-      </w:r>
-      <w:r>
-        <w:rPr>
-          <w:rFonts w:ascii="Avenir Next" w:hAnsi="Avenir Next" w:cs="Avenir Next" w:eastAsia="Avenir Next"/>
-          <w:color w:val="1A1A1A"/>
-          <w:sz w:val="20"/>
-          <w:szCs w:val="20"/>
-          <w:u w:val="single"/>
-        </w:rPr>
-        <w:t xml:space="preserve">      </w:t>
-      </w:r>
-      <w:r>
-        <w:rPr>
-          <w:rFonts w:ascii="Avenir Next" w:hAnsi="Avenir Next" w:cs="Avenir Next" w:eastAsia="Avenir Next"/>
-          <w:color w:val="1A1A1A"/>
-          <w:sz w:val="20"/>
+          <w:sz w:val="22"/>
           <w:szCs w:val="20"/>
         </w:rPr>
         <w:t xml:space="preserve"> aquarium votes.</w:t>
@@ -1522,7 +1526,7 @@
           <w:rFonts w:ascii="Avenir Next" w:hAnsi="Avenir Next" w:cs="Avenir Next" w:eastAsia="Avenir Next"/>
           <w:b/>
           <w:color w:val="1A1A1A"/>
-          <w:sz w:val="18"/>
+          <w:sz w:val="22"/>
           <w:szCs w:val="18"/>
         </w:rPr>
         <w:t xml:space="preserve">Ratio</w:t>
@@ -1556,18 +1560,18 @@
           <w:rFonts w:ascii="Avenir Next" w:hAnsi="Avenir Next" w:cs="Avenir Next" w:eastAsia="Avenir Next"/>
           <w:b/>
           <w:color w:val="1A1A1A"/>
+          <w:sz w:val="22"/>
+          <w:szCs w:val="20"/>
+        </w:rPr>
+        <w:t xml:space="preserve">5.</w:t>
+      </w:r>
+      <w:r>
+        <w:rPr>
+          <w:rFonts w:ascii="Avenir Next" w:hAnsi="Avenir Next" w:cs="Avenir Next" w:eastAsia="Avenir Next"/>
+          <w:color w:val="1A1A1A"/>
           <w:sz w:val="20"/>
           <w:szCs w:val="20"/>
         </w:rPr>
-        <w:t xml:space="preserve">5.</w:t>
-      </w:r>
-      <w:r>
-        <w:rPr>
-          <w:rFonts w:ascii="Avenir Next" w:hAnsi="Avenir Next" w:cs="Avenir Next" w:eastAsia="Avenir Next"/>
-          <w:color w:val="1A1A1A"/>
-          <w:sz w:val="20"/>
-          <w:szCs w:val="20"/>
-        </w:rPr>
         <w:tab/>
       </w:r>
       <w:r>
@@ -1575,7 +1579,7 @@
           <w:rFonts w:ascii="Avenir Next" w:hAnsi="Avenir Next" w:cs="Avenir Next" w:eastAsia="Avenir Next"/>
           <w:b/>
           <w:color w:val="1A1A1A"/>
-          <w:sz w:val="20"/>
+          <w:sz w:val="22"/>
           <w:szCs w:val="20"/>
         </w:rPr>
         <w:t xml:space="preserve">Find the Error.  </w:t>
@@ -1584,7 +1588,7 @@
         <w:rPr>
           <w:rFonts w:ascii="Avenir Next" w:hAnsi="Avenir Next" w:cs="Avenir Next" w:eastAsia="Avenir Next"/>
           <w:color w:val="1A1A1A"/>
-          <w:sz w:val="20"/>
+          <w:sz w:val="22"/>
           <w:szCs w:val="20"/>
         </w:rPr>
         <w:t xml:space="preserve">An animal shelter has 4 cats and 10 dogs. Marcus says the ratio of dogs to cats is 2 : 5. Explain his mistake and write the correct ratio.</w:t>
@@ -1705,6 +1709,7 @@
           </w:tcPr>
           <w:p>
             <w:pPr>
+              <w:pStyle w:val="Heading2"/>
               <w:spacing w:before="0" w:after="0" w:line="240" w:lineRule="auto"/>
             </w:pPr>
             <w:r>
@@ -1742,7 +1747,7 @@
               <w:rPr>
                 <w:rFonts w:ascii="Avenir Next" w:hAnsi="Avenir Next" w:cs="Avenir Next" w:eastAsia="Avenir Next"/>
                 <w:color w:val="1A1A1A"/>
-                <w:sz w:val="17"/>
+                <w:sz w:val="22"/>
                 <w:szCs w:val="17"/>
               </w:rPr>
               <w:t xml:space="preserve">  I can do this on my own</w:t>
@@ -1771,7 +1776,7 @@
               <w:rPr>
                 <w:rFonts w:ascii="Avenir Next" w:hAnsi="Avenir Next" w:cs="Avenir Next" w:eastAsia="Avenir Next"/>
                 <w:color w:val="1A1A1A"/>
-                <w:sz w:val="17"/>
+                <w:sz w:val="22"/>
                 <w:szCs w:val="17"/>
               </w:rPr>
               <w:t xml:space="preserve">  I need a little help</w:t>
@@ -1800,7 +1805,7 @@
               <w:rPr>
                 <w:rFonts w:ascii="Avenir Next" w:hAnsi="Avenir Next" w:cs="Avenir Next" w:eastAsia="Avenir Next"/>
                 <w:color w:val="1A1A1A"/>
-                <w:sz w:val="17"/>
+                <w:sz w:val="22"/>
                 <w:szCs w:val="17"/>
               </w:rPr>
               <w:t xml:space="preserve">  I have a question about #</w:t>
@@ -1838,7 +1843,7 @@
         <w:rPr>
           <w:rFonts w:ascii="Avenir Next" w:hAnsi="Avenir Next" w:cs="Avenir Next" w:eastAsia="Avenir Next"/>
           <w:color w:val="5A5F66"/>
-          <w:sz w:val="17"/>
+          <w:sz w:val="22"/>
           <w:szCs w:val="17"/>
         </w:rPr>
         <w:t xml:space="preserve">Count two kinds of things at home, like forks and spoons. Say the ratio both ways.</w:t>
@@ -1858,10 +1863,28 @@
         <w:rPr>
           <w:rFonts w:ascii="Avenir Next" w:hAnsi="Avenir Next" w:cs="Avenir Next" w:eastAsia="Avenir Next"/>
           <w:color w:val="1A1A1A"/>
+          <w:sz w:val="22"/>
+          <w:szCs w:val="20"/>
+        </w:rPr>
+        <w:t xml:space="preserve">Name</w:t>
+      </w:r>
+      <w:r>
+        <w:rPr>
+          <w:rFonts w:ascii="Avenir Next" w:hAnsi="Avenir Next" w:cs="Avenir Next" w:eastAsia="Avenir Next"/>
+          <w:color w:val="1A1A1A"/>
           <w:sz w:val="20"/>
           <w:szCs w:val="20"/>
         </w:rPr>
-        <w:t xml:space="preserve">Name</w:t>
+        <w:tab/>
+      </w:r>
+      <w:r>
+        <w:rPr>
+          <w:rFonts w:ascii="Avenir Next" w:hAnsi="Avenir Next" w:cs="Avenir Next" w:eastAsia="Avenir Next"/>
+          <w:color w:val="1A1A1A"/>
+          <w:sz w:val="22"/>
+          <w:szCs w:val="20"/>
+        </w:rPr>
+        <w:t xml:space="preserve">   Date</w:t>
       </w:r>
       <w:r>
         <w:rPr>
@@ -1876,25 +1899,7 @@
         <w:rPr>
           <w:rFonts w:ascii="Avenir Next" w:hAnsi="Avenir Next" w:cs="Avenir Next" w:eastAsia="Avenir Next"/>
           <w:color w:val="1A1A1A"/>
-          <w:sz w:val="20"/>
-          <w:szCs w:val="20"/>
-        </w:rPr>
-        <w:t xml:space="preserve">   Date</w:t>
-      </w:r>
-      <w:r>
-        <w:rPr>
-          <w:rFonts w:ascii="Avenir Next" w:hAnsi="Avenir Next" w:cs="Avenir Next" w:eastAsia="Avenir Next"/>
-          <w:color w:val="1A1A1A"/>
-          <w:sz w:val="20"/>
-          <w:szCs w:val="20"/>
-        </w:rPr>
-        <w:tab/>
-      </w:r>
-      <w:r>
-        <w:rPr>
-          <w:rFonts w:ascii="Avenir Next" w:hAnsi="Avenir Next" w:cs="Avenir Next" w:eastAsia="Avenir Next"/>
-          <w:color w:val="1A1A1A"/>
-          <w:sz w:val="20"/>
+          <w:sz w:val="22"/>
           <w:szCs w:val="20"/>
         </w:rPr>
         <w:t xml:space="preserve">   Period</w:t>
@@ -1921,7 +1926,7 @@
           <w:caps/>
           <w:color w:val="003A70"/>
           <w:spacing w:val="12"/>
-          <w:sz w:val="19"/>
+          <w:sz w:val="22"/>
           <w:szCs w:val="19"/>
         </w:rPr>
         <w:t xml:space="preserve">Lesson 3-1  ·  Homework Packet  ·  Sheet 2 of 2</w:t>
@@ -1929,6 +1934,7 @@
     </w:p>
     <w:p>
       <w:pPr>
+        <w:pStyle w:val="Heading1"/>
         <w:keepNext/>
         <w:spacing w:before="0" w:after="0" w:line="240" w:lineRule="auto"/>
       </w:pPr>
@@ -1954,7 +1960,7 @@
         <w:rPr>
           <w:rFonts w:ascii="Avenir Next" w:hAnsi="Avenir Next" w:cs="Avenir Next" w:eastAsia="Avenir Next"/>
           <w:color w:val="5A5F66"/>
-          <w:sz w:val="17"/>
+          <w:sz w:val="22"/>
           <w:szCs w:val="17"/>
         </w:rPr>
         <w:t xml:space="preserve">Maryland Standard 6.RP.A.1   ·   Learning target — I can use a tape diagram to share a total according to a given ratio.</w:t>
@@ -2001,6 +2007,7 @@
           </w:tcPr>
           <w:p>
             <w:pPr>
+              <w:pStyle w:val="Heading2"/>
               <w:spacing w:before="0" w:after="0" w:line="240" w:lineRule="auto"/>
             </w:pPr>
             <w:r>
@@ -2028,44 +2035,44 @@
                 <w:rFonts w:ascii="Avenir Next" w:hAnsi="Avenir Next" w:cs="Avenir Next" w:eastAsia="Avenir Next"/>
                 <w:b/>
                 <w:color w:val="003A70"/>
+                <w:sz w:val="22"/>
+                <w:szCs w:val="18"/>
+              </w:rPr>
+              <w:t xml:space="preserve">•</w:t>
+            </w:r>
+            <w:r>
+              <w:rPr>
+                <w:rFonts w:ascii="Avenir Next" w:hAnsi="Avenir Next" w:cs="Avenir Next" w:eastAsia="Avenir Next"/>
+                <w:color w:val="1A1A1A"/>
                 <w:sz w:val="18"/>
                 <w:szCs w:val="18"/>
               </w:rPr>
-              <w:t xml:space="preserve">•</w:t>
-            </w:r>
-            <w:r>
-              <w:rPr>
-                <w:rFonts w:ascii="Avenir Next" w:hAnsi="Avenir Next" w:cs="Avenir Next" w:eastAsia="Avenir Next"/>
-                <w:color w:val="1A1A1A"/>
-                <w:sz w:val="18"/>
+              <w:tab/>
+            </w:r>
+            <w:r>
+              <w:rPr>
+                <w:rFonts w:ascii="Avenir Next" w:hAnsi="Avenir Next" w:cs="Avenir Next" w:eastAsia="Avenir Next"/>
+                <w:color w:val="1A1A1A"/>
+                <w:sz w:val="22"/>
                 <w:szCs w:val="18"/>
               </w:rPr>
-              <w:tab/>
-            </w:r>
-            <w:r>
-              <w:rPr>
-                <w:rFonts w:ascii="Avenir Next" w:hAnsi="Avenir Next" w:cs="Avenir Next" w:eastAsia="Avenir Next"/>
-                <w:color w:val="1A1A1A"/>
-                <w:sz w:val="18"/>
+              <w:t xml:space="preserve">A </w:t>
+            </w:r>
+            <w:r>
+              <w:rPr>
+                <w:rFonts w:ascii="Avenir Next" w:hAnsi="Avenir Next" w:cs="Avenir Next" w:eastAsia="Avenir Next"/>
+                <w:b/>
+                <w:color w:val="1A1A1A"/>
+                <w:sz w:val="22"/>
                 <w:szCs w:val="18"/>
               </w:rPr>
-              <w:t xml:space="preserve">A </w:t>
-            </w:r>
-            <w:r>
-              <w:rPr>
-                <w:rFonts w:ascii="Avenir Next" w:hAnsi="Avenir Next" w:cs="Avenir Next" w:eastAsia="Avenir Next"/>
-                <w:b/>
-                <w:color w:val="1A1A1A"/>
-                <w:sz w:val="18"/>
-                <w:szCs w:val="18"/>
-              </w:rPr>
               <w:t xml:space="preserve">tape diagram</w:t>
             </w:r>
             <w:r>
               <w:rPr>
                 <w:rFonts w:ascii="Avenir Next" w:hAnsi="Avenir Next" w:cs="Avenir Next" w:eastAsia="Avenir Next"/>
                 <w:color w:val="1A1A1A"/>
-                <w:sz w:val="18"/>
+                <w:sz w:val="22"/>
                 <w:szCs w:val="18"/>
               </w:rPr>
               <w:t xml:space="preserve"> uses equal boxes; the boxes match the ratio.</w:t>
@@ -2084,35 +2091,35 @@
                 <w:rFonts w:ascii="Avenir Next" w:hAnsi="Avenir Next" w:cs="Avenir Next" w:eastAsia="Avenir Next"/>
                 <w:b/>
                 <w:color w:val="003A70"/>
+                <w:sz w:val="22"/>
+                <w:szCs w:val="18"/>
+              </w:rPr>
+              <w:t xml:space="preserve">•</w:t>
+            </w:r>
+            <w:r>
+              <w:rPr>
+                <w:rFonts w:ascii="Avenir Next" w:hAnsi="Avenir Next" w:cs="Avenir Next" w:eastAsia="Avenir Next"/>
+                <w:color w:val="1A1A1A"/>
                 <w:sz w:val="18"/>
                 <w:szCs w:val="18"/>
               </w:rPr>
-              <w:t xml:space="preserve">•</w:t>
-            </w:r>
-            <w:r>
-              <w:rPr>
-                <w:rFonts w:ascii="Avenir Next" w:hAnsi="Avenir Next" w:cs="Avenir Next" w:eastAsia="Avenir Next"/>
-                <w:color w:val="1A1A1A"/>
-                <w:sz w:val="18"/>
+              <w:tab/>
+            </w:r>
+            <w:r>
+              <w:rPr>
+                <w:rFonts w:ascii="Avenir Next" w:hAnsi="Avenir Next" w:cs="Avenir Next" w:eastAsia="Avenir Next"/>
+                <w:b/>
+                <w:color w:val="1A1A1A"/>
+                <w:sz w:val="22"/>
                 <w:szCs w:val="18"/>
               </w:rPr>
-              <w:tab/>
-            </w:r>
-            <w:r>
-              <w:rPr>
-                <w:rFonts w:ascii="Avenir Next" w:hAnsi="Avenir Next" w:cs="Avenir Next" w:eastAsia="Avenir Next"/>
-                <w:b/>
-                <w:color w:val="1A1A1A"/>
-                <w:sz w:val="18"/>
-                <w:szCs w:val="18"/>
-              </w:rPr>
               <w:t xml:space="preserve">One box</w:t>
             </w:r>
             <w:r>
               <w:rPr>
                 <w:rFonts w:ascii="Avenir Next" w:hAnsi="Avenir Next" w:cs="Avenir Next" w:eastAsia="Avenir Next"/>
                 <w:color w:val="1A1A1A"/>
-                <w:sz w:val="18"/>
+                <w:sz w:val="22"/>
                 <w:szCs w:val="18"/>
               </w:rPr>
               <w:t xml:space="preserve"> = total ÷ total parts. Multiply one box by each term. Check that the amounts add to the total.</w:t>
@@ -2127,6 +2134,7 @@
           </w:tcPr>
           <w:p>
             <w:pPr>
+              <w:pStyle w:val="Heading2"/>
               <w:spacing w:before="0" w:after="0" w:line="240" w:lineRule="auto"/>
             </w:pPr>
             <w:r>
@@ -2149,7 +2157,7 @@
               <w:rPr>
                 <w:rFonts w:ascii="Avenir Next" w:hAnsi="Avenir Next" w:cs="Avenir Next" w:eastAsia="Avenir Next"/>
                 <w:color w:val="1A1A1A"/>
-                <w:sz w:val="17"/>
+                <w:sz w:val="22"/>
                 <w:szCs w:val="17"/>
               </w:rPr>
               <w:t xml:space="preserve">Leah and Omar share 35 stickers in the ratio 2 : 5. Find each share.</w:t>
@@ -2168,25 +2176,25 @@
                 <w:rFonts w:ascii="Avenir Next" w:hAnsi="Avenir Next" w:cs="Avenir Next" w:eastAsia="Avenir Next"/>
                 <w:b/>
                 <w:color w:val="003A70"/>
+                <w:sz w:val="22"/>
+                <w:szCs w:val="17"/>
+              </w:rPr>
+              <w:t xml:space="preserve">Step 1</w:t>
+            </w:r>
+            <w:r>
+              <w:rPr>
+                <w:rFonts w:ascii="Avenir Next" w:hAnsi="Avenir Next" w:cs="Avenir Next" w:eastAsia="Avenir Next"/>
+                <w:color w:val="1A1A1A"/>
                 <w:sz w:val="17"/>
                 <w:szCs w:val="17"/>
               </w:rPr>
-              <w:t xml:space="preserve">Step 1</w:t>
-            </w:r>
-            <w:r>
-              <w:rPr>
-                <w:rFonts w:ascii="Avenir Next" w:hAnsi="Avenir Next" w:cs="Avenir Next" w:eastAsia="Avenir Next"/>
-                <w:color w:val="1A1A1A"/>
-                <w:sz w:val="17"/>
-                <w:szCs w:val="17"/>
-              </w:rPr>
               <w:tab/>
             </w:r>
             <w:r>
               <w:rPr>
                 <w:rFonts w:ascii="Avenir Next" w:hAnsi="Avenir Next" w:cs="Avenir Next" w:eastAsia="Avenir Next"/>
                 <w:color w:val="1A1A1A"/>
-                <w:sz w:val="17"/>
+                <w:sz w:val="22"/>
                 <w:szCs w:val="17"/>
               </w:rPr>
               <w:t xml:space="preserve">Total parts: 2 + 5 = 7</w:t>
@@ -2205,25 +2213,25 @@
                 <w:rFonts w:ascii="Avenir Next" w:hAnsi="Avenir Next" w:cs="Avenir Next" w:eastAsia="Avenir Next"/>
                 <w:b/>
                 <w:color w:val="003A70"/>
+                <w:sz w:val="22"/>
+                <w:szCs w:val="17"/>
+              </w:rPr>
+              <w:t xml:space="preserve">Step 2</w:t>
+            </w:r>
+            <w:r>
+              <w:rPr>
+                <w:rFonts w:ascii="Avenir Next" w:hAnsi="Avenir Next" w:cs="Avenir Next" w:eastAsia="Avenir Next"/>
+                <w:color w:val="1A1A1A"/>
                 <w:sz w:val="17"/>
                 <w:szCs w:val="17"/>
               </w:rPr>
-              <w:t xml:space="preserve">Step 2</w:t>
-            </w:r>
-            <w:r>
-              <w:rPr>
-                <w:rFonts w:ascii="Avenir Next" w:hAnsi="Avenir Next" w:cs="Avenir Next" w:eastAsia="Avenir Next"/>
-                <w:color w:val="1A1A1A"/>
-                <w:sz w:val="17"/>
-                <w:szCs w:val="17"/>
-              </w:rPr>
               <w:tab/>
             </w:r>
             <w:r>
               <w:rPr>
                 <w:rFonts w:ascii="Avenir Next" w:hAnsi="Avenir Next" w:cs="Avenir Next" w:eastAsia="Avenir Next"/>
                 <w:color w:val="1A1A1A"/>
-                <w:sz w:val="17"/>
+                <w:sz w:val="22"/>
                 <w:szCs w:val="17"/>
               </w:rPr>
               <w:t xml:space="preserve">One box: 35 ÷ 7 = 5 stickers</w:t>
@@ -2242,18 +2250,18 @@
                 <w:rFonts w:ascii="Avenir Next" w:hAnsi="Avenir Next" w:cs="Avenir Next" w:eastAsia="Avenir Next"/>
                 <w:b/>
                 <w:color w:val="1A1A1A"/>
+                <w:sz w:val="22"/>
+                <w:szCs w:val="17"/>
+              </w:rPr>
+              <w:t xml:space="preserve">Answer</w:t>
+            </w:r>
+            <w:r>
+              <w:rPr>
+                <w:rFonts w:ascii="Avenir Next" w:hAnsi="Avenir Next" w:cs="Avenir Next" w:eastAsia="Avenir Next"/>
+                <w:color w:val="1A1A1A"/>
                 <w:sz w:val="17"/>
                 <w:szCs w:val="17"/>
               </w:rPr>
-              <w:t xml:space="preserve">Answer</w:t>
-            </w:r>
-            <w:r>
-              <w:rPr>
-                <w:rFonts w:ascii="Avenir Next" w:hAnsi="Avenir Next" w:cs="Avenir Next" w:eastAsia="Avenir Next"/>
-                <w:color w:val="1A1A1A"/>
-                <w:sz w:val="17"/>
-                <w:szCs w:val="17"/>
-              </w:rPr>
               <w:tab/>
             </w:r>
             <w:r>
@@ -2261,7 +2269,7 @@
                 <w:rFonts w:ascii="Avenir Next" w:hAnsi="Avenir Next" w:cs="Avenir Next" w:eastAsia="Avenir Next"/>
                 <w:b/>
                 <w:color w:val="1A1A1A"/>
-                <w:sz w:val="17"/>
+                <w:sz w:val="22"/>
                 <w:szCs w:val="17"/>
               </w:rPr>
               <w:t xml:space="preserve">Leah: 2 × 5 = 10.  Omar: 5 × 5 = 25.</w:t>
@@ -2272,6 +2280,7 @@
     </w:tbl>
     <w:p>
       <w:pPr>
+        <w:pStyle w:val="Heading2"/>
         <w:keepNext/>
         <w:pBdr>
           <w:bottom w:val="single" w:sz="8" w:space="3" w:color="003A70"/>
@@ -2287,7 +2296,7 @@
           <w:b/>
           <w:color w:val="003A70"/>
           <w:spacing w:val="14"/>
-          <w:sz w:val="19"/>
+          <w:sz w:val="22"/>
           <w:szCs w:val="19"/>
         </w:rPr>
         <w:t xml:space="preserve">PRACTICE</w:t>
@@ -2306,7 +2315,7 @@
           <w:rFonts w:ascii="Avenir Next" w:hAnsi="Avenir Next" w:cs="Avenir Next" w:eastAsia="Avenir Next"/>
           <w:i/>
           <w:color w:val="5A5F66"/>
-          <w:sz w:val="17"/>
+          <w:sz w:val="22"/>
           <w:szCs w:val="17"/>
         </w:rPr>
         <w:t xml:space="preserve">show your work · label units</w:t>
@@ -2365,25 +2374,25 @@
                 <w:rFonts w:ascii="Avenir Next" w:hAnsi="Avenir Next" w:cs="Avenir Next" w:eastAsia="Avenir Next"/>
                 <w:b/>
                 <w:color w:val="1A1A1A"/>
+                <w:sz w:val="22"/>
+                <w:szCs w:val="20"/>
+              </w:rPr>
+              <w:t xml:space="preserve">1.</w:t>
+            </w:r>
+            <w:r>
+              <w:rPr>
+                <w:rFonts w:ascii="Avenir Next" w:hAnsi="Avenir Next" w:cs="Avenir Next" w:eastAsia="Avenir Next"/>
+                <w:color w:val="1A1A1A"/>
                 <w:sz w:val="20"/>
                 <w:szCs w:val="20"/>
               </w:rPr>
-              <w:t xml:space="preserve">1.</w:t>
-            </w:r>
-            <w:r>
-              <w:rPr>
-                <w:rFonts w:ascii="Avenir Next" w:hAnsi="Avenir Next" w:cs="Avenir Next" w:eastAsia="Avenir Next"/>
-                <w:color w:val="1A1A1A"/>
-                <w:sz w:val="20"/>
-                <w:szCs w:val="20"/>
-              </w:rPr>
               <w:tab/>
             </w:r>
             <w:r>
               <w:rPr>
                 <w:rFonts w:ascii="Avenir Next" w:hAnsi="Avenir Next" w:cs="Avenir Next" w:eastAsia="Avenir Next"/>
                 <w:color w:val="1A1A1A"/>
-                <w:sz w:val="20"/>
+                <w:sz w:val="22"/>
                 <w:szCs w:val="20"/>
               </w:rPr>
               <w:t xml:space="preserve">The tape diagram shows the ratio of red beads to blue beads on a bracelet. There are 48 beads in all.</w:t>
@@ -2403,10 +2412,28 @@
                 <w:rFonts w:ascii="Avenir Next" w:hAnsi="Avenir Next" w:cs="Avenir Next" w:eastAsia="Avenir Next"/>
                 <w:b/>
                 <w:color w:val="003A70"/>
+                <w:sz w:val="22"/>
+                <w:szCs w:val="20"/>
+              </w:rPr>
+              <w:t xml:space="preserve">a.</w:t>
+            </w:r>
+            <w:r>
+              <w:rPr>
+                <w:rFonts w:ascii="Avenir Next" w:hAnsi="Avenir Next" w:cs="Avenir Next" w:eastAsia="Avenir Next"/>
+                <w:color w:val="1A1A1A"/>
                 <w:sz w:val="20"/>
                 <w:szCs w:val="20"/>
               </w:rPr>
-              <w:t xml:space="preserve">a.</w:t>
+              <w:tab/>
+            </w:r>
+            <w:r>
+              <w:rPr>
+                <w:rFonts w:ascii="Avenir Next" w:hAnsi="Avenir Next" w:cs="Avenir Next" w:eastAsia="Avenir Next"/>
+                <w:color w:val="1A1A1A"/>
+                <w:sz w:val="22"/>
+                <w:szCs w:val="20"/>
+              </w:rPr>
+              <w:t xml:space="preserve">What is the value of one box?</w:t>
             </w:r>
             <w:r>
               <w:rPr>
@@ -2415,7 +2442,7 @@
                 <w:sz w:val="20"/>
                 <w:szCs w:val="20"/>
               </w:rPr>
-              <w:tab/>
+              <w:t xml:space="preserve">  </w:t>
             </w:r>
             <w:r>
               <w:rPr>
@@ -2423,24 +2450,6 @@
                 <w:color w:val="1A1A1A"/>
                 <w:sz w:val="20"/>
                 <w:szCs w:val="20"/>
-              </w:rPr>
-              <w:t xml:space="preserve">What is the value of one box?</w:t>
-            </w:r>
-            <w:r>
-              <w:rPr>
-                <w:rFonts w:ascii="Avenir Next" w:hAnsi="Avenir Next" w:cs="Avenir Next" w:eastAsia="Avenir Next"/>
-                <w:color w:val="1A1A1A"/>
-                <w:sz w:val="20"/>
-                <w:szCs w:val="20"/>
-              </w:rPr>
-              <w:t xml:space="preserve">  </w:t>
-            </w:r>
-            <w:r>
-              <w:rPr>
-                <w:rFonts w:ascii="Avenir Next" w:hAnsi="Avenir Next" w:cs="Avenir Next" w:eastAsia="Avenir Next"/>
-                <w:color w:val="1A1A1A"/>
-                <w:sz w:val="20"/>
-                <w:szCs w:val="20"/>
                 <w:u w:val="single"/>
               </w:rPr>
               <w:t xml:space="preserve">                </w:t>
@@ -2449,7 +2458,7 @@
               <w:rPr>
                 <w:rFonts w:ascii="Avenir Next" w:hAnsi="Avenir Next" w:cs="Avenir Next" w:eastAsia="Avenir Next"/>
                 <w:color w:val="1A1A1A"/>
-                <w:sz w:val="20"/>
+                <w:sz w:val="22"/>
                 <w:szCs w:val="20"/>
               </w:rPr>
               <w:t xml:space="preserve"> beads</w:t>
@@ -2469,25 +2478,25 @@
                 <w:rFonts w:ascii="Avenir Next" w:hAnsi="Avenir Next" w:cs="Avenir Next" w:eastAsia="Avenir Next"/>
                 <w:b/>
                 <w:color w:val="003A70"/>
+                <w:sz w:val="22"/>
+                <w:szCs w:val="20"/>
+              </w:rPr>
+              <w:t xml:space="preserve">b.</w:t>
+            </w:r>
+            <w:r>
+              <w:rPr>
+                <w:rFonts w:ascii="Avenir Next" w:hAnsi="Avenir Next" w:cs="Avenir Next" w:eastAsia="Avenir Next"/>
+                <w:color w:val="1A1A1A"/>
                 <w:sz w:val="20"/>
                 <w:szCs w:val="20"/>
               </w:rPr>
-              <w:t xml:space="preserve">b.</w:t>
-            </w:r>
-            <w:r>
-              <w:rPr>
-                <w:rFonts w:ascii="Avenir Next" w:hAnsi="Avenir Next" w:cs="Avenir Next" w:eastAsia="Avenir Next"/>
-                <w:color w:val="1A1A1A"/>
-                <w:sz w:val="20"/>
-                <w:szCs w:val="20"/>
-              </w:rPr>
               <w:tab/>
             </w:r>
             <w:r>
               <w:rPr>
                 <w:rFonts w:ascii="Avenir Next" w:hAnsi="Avenir Next" w:cs="Avenir Next" w:eastAsia="Avenir Next"/>
                 <w:color w:val="1A1A1A"/>
-                <w:sz w:val="20"/>
+                <w:sz w:val="22"/>
                 <w:szCs w:val="20"/>
               </w:rPr>
               <w:t xml:space="preserve">Find the red beads and the blue beads.</w:t>
@@ -2530,7 +2539,7 @@
               <w:drawing>
                 <wp:inline distT="0" distB="0" distL="0" distR="0">
                   <wp:extent cx="2377440" cy="698372"/>
-                  <wp:docPr id="1" name="Figure 1"/>
+                  <wp:docPr id="1" name="Figure 1" descr="Tape diagram. Red: 3 equal sections; section labels ; Blue: 5 equal sections; section labels ."/>
                   <a:graphic xmlns:a="http://schemas.openxmlformats.org/drawingml/2006/main">
                     <a:graphicData uri="http://schemas.openxmlformats.org/drawingml/2006/picture">
                       <pic:pic xmlns:pic="http://schemas.openxmlformats.org/drawingml/2006/picture">
@@ -2582,25 +2591,25 @@
           <w:rFonts w:ascii="Avenir Next" w:hAnsi="Avenir Next" w:cs="Avenir Next" w:eastAsia="Avenir Next"/>
           <w:b/>
           <w:color w:val="1A1A1A"/>
+          <w:sz w:val="22"/>
+          <w:szCs w:val="20"/>
+        </w:rPr>
+        <w:t xml:space="preserve">2.</w:t>
+      </w:r>
+      <w:r>
+        <w:rPr>
+          <w:rFonts w:ascii="Avenir Next" w:hAnsi="Avenir Next" w:cs="Avenir Next" w:eastAsia="Avenir Next"/>
+          <w:color w:val="1A1A1A"/>
           <w:sz w:val="20"/>
           <w:szCs w:val="20"/>
         </w:rPr>
-        <w:t xml:space="preserve">2.</w:t>
-      </w:r>
-      <w:r>
-        <w:rPr>
-          <w:rFonts w:ascii="Avenir Next" w:hAnsi="Avenir Next" w:cs="Avenir Next" w:eastAsia="Avenir Next"/>
-          <w:color w:val="1A1A1A"/>
-          <w:sz w:val="20"/>
-          <w:szCs w:val="20"/>
-        </w:rPr>
         <w:tab/>
       </w:r>
       <w:r>
         <w:rPr>
           <w:rFonts w:ascii="Avenir Next" w:hAnsi="Avenir Next" w:cs="Avenir Next" w:eastAsia="Avenir Next"/>
           <w:color w:val="1A1A1A"/>
-          <w:sz w:val="20"/>
+          <w:sz w:val="22"/>
           <w:szCs w:val="20"/>
         </w:rPr>
         <w:t xml:space="preserve">Find both amounts.</w:t>
@@ -2655,25 +2664,25 @@
                 <w:rFonts w:ascii="Avenir Next" w:hAnsi="Avenir Next" w:cs="Avenir Next" w:eastAsia="Avenir Next"/>
                 <w:b/>
                 <w:color w:val="003A70"/>
+                <w:sz w:val="22"/>
+                <w:szCs w:val="20"/>
+              </w:rPr>
+              <w:t xml:space="preserve">a.</w:t>
+            </w:r>
+            <w:r>
+              <w:rPr>
+                <w:rFonts w:ascii="Avenir Next" w:hAnsi="Avenir Next" w:cs="Avenir Next" w:eastAsia="Avenir Next"/>
+                <w:color w:val="1A1A1A"/>
                 <w:sz w:val="20"/>
                 <w:szCs w:val="20"/>
               </w:rPr>
-              <w:t xml:space="preserve">a.</w:t>
-            </w:r>
-            <w:r>
-              <w:rPr>
-                <w:rFonts w:ascii="Avenir Next" w:hAnsi="Avenir Next" w:cs="Avenir Next" w:eastAsia="Avenir Next"/>
-                <w:color w:val="1A1A1A"/>
-                <w:sz w:val="20"/>
-                <w:szCs w:val="20"/>
-              </w:rPr>
               <w:tab/>
             </w:r>
             <w:r>
               <w:rPr>
                 <w:rFonts w:ascii="Avenir Next" w:hAnsi="Avenir Next" w:cs="Avenir Next" w:eastAsia="Avenir Next"/>
                 <w:color w:val="1A1A1A"/>
-                <w:sz w:val="20"/>
+                <w:sz w:val="22"/>
                 <w:szCs w:val="20"/>
               </w:rPr>
               <w:t xml:space="preserve">Share 42 in the ratio 3 : 4.</w:t>
@@ -2717,25 +2726,25 @@
                 <w:rFonts w:ascii="Avenir Next" w:hAnsi="Avenir Next" w:cs="Avenir Next" w:eastAsia="Avenir Next"/>
                 <w:b/>
                 <w:color w:val="003A70"/>
+                <w:sz w:val="22"/>
+                <w:szCs w:val="20"/>
+              </w:rPr>
+              <w:t xml:space="preserve">b.</w:t>
+            </w:r>
+            <w:r>
+              <w:rPr>
+                <w:rFonts w:ascii="Avenir Next" w:hAnsi="Avenir Next" w:cs="Avenir Next" w:eastAsia="Avenir Next"/>
+                <w:color w:val="1A1A1A"/>
                 <w:sz w:val="20"/>
                 <w:szCs w:val="20"/>
               </w:rPr>
-              <w:t xml:space="preserve">b.</w:t>
-            </w:r>
-            <w:r>
-              <w:rPr>
-                <w:rFonts w:ascii="Avenir Next" w:hAnsi="Avenir Next" w:cs="Avenir Next" w:eastAsia="Avenir Next"/>
-                <w:color w:val="1A1A1A"/>
-                <w:sz w:val="20"/>
-                <w:szCs w:val="20"/>
-              </w:rPr>
               <w:tab/>
             </w:r>
             <w:r>
               <w:rPr>
                 <w:rFonts w:ascii="Avenir Next" w:hAnsi="Avenir Next" w:cs="Avenir Next" w:eastAsia="Avenir Next"/>
                 <w:color w:val="1A1A1A"/>
-                <w:sz w:val="20"/>
+                <w:sz w:val="22"/>
                 <w:szCs w:val="20"/>
               </w:rPr>
               <w:t xml:space="preserve">Share 66 in the ratio 2 : 9.</w:t>
@@ -2782,18 +2791,18 @@
           <w:rFonts w:ascii="Avenir Next" w:hAnsi="Avenir Next" w:cs="Avenir Next" w:eastAsia="Avenir Next"/>
           <w:b/>
           <w:color w:val="1A1A1A"/>
+          <w:sz w:val="22"/>
+          <w:szCs w:val="20"/>
+        </w:rPr>
+        <w:t xml:space="preserve">3.</w:t>
+      </w:r>
+      <w:r>
+        <w:rPr>
+          <w:rFonts w:ascii="Avenir Next" w:hAnsi="Avenir Next" w:cs="Avenir Next" w:eastAsia="Avenir Next"/>
+          <w:color w:val="1A1A1A"/>
           <w:sz w:val="20"/>
           <w:szCs w:val="20"/>
         </w:rPr>
-        <w:t xml:space="preserve">3.</w:t>
-      </w:r>
-      <w:r>
-        <w:rPr>
-          <w:rFonts w:ascii="Avenir Next" w:hAnsi="Avenir Next" w:cs="Avenir Next" w:eastAsia="Avenir Next"/>
-          <w:color w:val="1A1A1A"/>
-          <w:sz w:val="20"/>
-          <w:szCs w:val="20"/>
-        </w:rPr>
         <w:tab/>
       </w:r>
       <w:r>
@@ -2801,7 +2810,7 @@
           <w:rFonts w:ascii="Avenir Next" w:hAnsi="Avenir Next" w:cs="Avenir Next" w:eastAsia="Avenir Next"/>
           <w:b/>
           <w:color w:val="1A1A1A"/>
-          <w:sz w:val="20"/>
+          <w:sz w:val="22"/>
           <w:szCs w:val="20"/>
         </w:rPr>
         <w:t xml:space="preserve">Work Backward.  </w:t>
@@ -2810,7 +2819,7 @@
         <w:rPr>
           <w:rFonts w:ascii="Avenir Next" w:hAnsi="Avenir Next" w:cs="Avenir Next" w:eastAsia="Avenir Next"/>
           <w:color w:val="1A1A1A"/>
-          <w:sz w:val="20"/>
+          <w:sz w:val="22"/>
           <w:szCs w:val="20"/>
         </w:rPr>
         <w:t xml:space="preserve">A fruit cup has grapes and melon pieces in the ratio 3 : 4. It has 12 grapes.</w:t>
@@ -2830,25 +2839,25 @@
           <w:rFonts w:ascii="Avenir Next" w:hAnsi="Avenir Next" w:cs="Avenir Next" w:eastAsia="Avenir Next"/>
           <w:b/>
           <w:color w:val="003A70"/>
+          <w:sz w:val="22"/>
+          <w:szCs w:val="20"/>
+        </w:rPr>
+        <w:t xml:space="preserve">a.</w:t>
+      </w:r>
+      <w:r>
+        <w:rPr>
+          <w:rFonts w:ascii="Avenir Next" w:hAnsi="Avenir Next" w:cs="Avenir Next" w:eastAsia="Avenir Next"/>
+          <w:color w:val="1A1A1A"/>
           <w:sz w:val="20"/>
           <w:szCs w:val="20"/>
         </w:rPr>
-        <w:t xml:space="preserve">a.</w:t>
-      </w:r>
-      <w:r>
-        <w:rPr>
-          <w:rFonts w:ascii="Avenir Next" w:hAnsi="Avenir Next" w:cs="Avenir Next" w:eastAsia="Avenir Next"/>
-          <w:color w:val="1A1A1A"/>
-          <w:sz w:val="20"/>
-          <w:szCs w:val="20"/>
-        </w:rPr>
         <w:tab/>
       </w:r>
       <w:r>
         <w:rPr>
           <w:rFonts w:ascii="Avenir Next" w:hAnsi="Avenir Next" w:cs="Avenir Next" w:eastAsia="Avenir Next"/>
           <w:color w:val="1A1A1A"/>
-          <w:sz w:val="20"/>
+          <w:sz w:val="22"/>
           <w:szCs w:val="20"/>
         </w:rPr>
         <w:t xml:space="preserve">What is the value of one box?</w:t>
@@ -2887,25 +2896,25 @@
           <w:rFonts w:ascii="Avenir Next" w:hAnsi="Avenir Next" w:cs="Avenir Next" w:eastAsia="Avenir Next"/>
           <w:b/>
           <w:color w:val="003A70"/>
+          <w:sz w:val="22"/>
+          <w:szCs w:val="20"/>
+        </w:rPr>
+        <w:t xml:space="preserve">b.</w:t>
+      </w:r>
+      <w:r>
+        <w:rPr>
+          <w:rFonts w:ascii="Avenir Next" w:hAnsi="Avenir Next" w:cs="Avenir Next" w:eastAsia="Avenir Next"/>
+          <w:color w:val="1A1A1A"/>
           <w:sz w:val="20"/>
           <w:szCs w:val="20"/>
         </w:rPr>
-        <w:t xml:space="preserve">b.</w:t>
-      </w:r>
-      <w:r>
-        <w:rPr>
-          <w:rFonts w:ascii="Avenir Next" w:hAnsi="Avenir Next" w:cs="Avenir Next" w:eastAsia="Avenir Next"/>
-          <w:color w:val="1A1A1A"/>
-          <w:sz w:val="20"/>
-          <w:szCs w:val="20"/>
-        </w:rPr>
         <w:tab/>
       </w:r>
       <w:r>
         <w:rPr>
           <w:rFonts w:ascii="Avenir Next" w:hAnsi="Avenir Next" w:cs="Avenir Next" w:eastAsia="Avenir Next"/>
           <w:color w:val="1A1A1A"/>
-          <w:sz w:val="20"/>
+          <w:sz w:val="22"/>
           <w:szCs w:val="20"/>
         </w:rPr>
         <w:t xml:space="preserve">How many melon pieces?</w:t>
@@ -2944,25 +2953,25 @@
           <w:rFonts w:ascii="Avenir Next" w:hAnsi="Avenir Next" w:cs="Avenir Next" w:eastAsia="Avenir Next"/>
           <w:b/>
           <w:color w:val="003A70"/>
+          <w:sz w:val="22"/>
+          <w:szCs w:val="20"/>
+        </w:rPr>
+        <w:t xml:space="preserve">c.</w:t>
+      </w:r>
+      <w:r>
+        <w:rPr>
+          <w:rFonts w:ascii="Avenir Next" w:hAnsi="Avenir Next" w:cs="Avenir Next" w:eastAsia="Avenir Next"/>
+          <w:color w:val="1A1A1A"/>
           <w:sz w:val="20"/>
           <w:szCs w:val="20"/>
         </w:rPr>
-        <w:t xml:space="preserve">c.</w:t>
-      </w:r>
-      <w:r>
-        <w:rPr>
-          <w:rFonts w:ascii="Avenir Next" w:hAnsi="Avenir Next" w:cs="Avenir Next" w:eastAsia="Avenir Next"/>
-          <w:color w:val="1A1A1A"/>
-          <w:sz w:val="20"/>
-          <w:szCs w:val="20"/>
-        </w:rPr>
         <w:tab/>
       </w:r>
       <w:r>
         <w:rPr>
           <w:rFonts w:ascii="Avenir Next" w:hAnsi="Avenir Next" w:cs="Avenir Next" w:eastAsia="Avenir Next"/>
           <w:color w:val="1A1A1A"/>
-          <w:sz w:val="20"/>
+          <w:sz w:val="22"/>
           <w:szCs w:val="20"/>
         </w:rPr>
         <w:t xml:space="preserve">How many pieces of fruit are in the cup in all?</w:t>
@@ -3006,18 +3015,18 @@
           <w:rFonts w:ascii="Avenir Next" w:hAnsi="Avenir Next" w:cs="Avenir Next" w:eastAsia="Avenir Next"/>
           <w:b/>
           <w:color w:val="1A1A1A"/>
+          <w:sz w:val="22"/>
+          <w:szCs w:val="20"/>
+        </w:rPr>
+        <w:t xml:space="preserve">4.</w:t>
+      </w:r>
+      <w:r>
+        <w:rPr>
+          <w:rFonts w:ascii="Avenir Next" w:hAnsi="Avenir Next" w:cs="Avenir Next" w:eastAsia="Avenir Next"/>
+          <w:color w:val="1A1A1A"/>
           <w:sz w:val="20"/>
           <w:szCs w:val="20"/>
         </w:rPr>
-        <w:t xml:space="preserve">4.</w:t>
-      </w:r>
-      <w:r>
-        <w:rPr>
-          <w:rFonts w:ascii="Avenir Next" w:hAnsi="Avenir Next" w:cs="Avenir Next" w:eastAsia="Avenir Next"/>
-          <w:color w:val="1A1A1A"/>
-          <w:sz w:val="20"/>
-          <w:szCs w:val="20"/>
-        </w:rPr>
         <w:tab/>
       </w:r>
       <w:r>
@@ -3025,7 +3034,7 @@
           <w:rFonts w:ascii="Avenir Next" w:hAnsi="Avenir Next" w:cs="Avenir Next" w:eastAsia="Avenir Next"/>
           <w:b/>
           <w:color w:val="1A1A1A"/>
-          <w:sz w:val="20"/>
+          <w:sz w:val="22"/>
           <w:szCs w:val="20"/>
         </w:rPr>
         <w:t xml:space="preserve">Stretch.  </w:t>
@@ -3034,7 +3043,7 @@
         <w:rPr>
           <w:rFonts w:ascii="Avenir Next" w:hAnsi="Avenir Next" w:cs="Avenir Next" w:eastAsia="Avenir Next"/>
           <w:color w:val="1A1A1A"/>
-          <w:sz w:val="20"/>
+          <w:sz w:val="22"/>
           <w:szCs w:val="20"/>
         </w:rPr>
         <w:t xml:space="preserve">Maya and Theo share stickers in the ratio 2 : 7. Theo gets 35 more stickers than Maya.</w:t>
@@ -3054,10 +3063,28 @@
           <w:rFonts w:ascii="Avenir Next" w:hAnsi="Avenir Next" w:cs="Avenir Next" w:eastAsia="Avenir Next"/>
           <w:b/>
           <w:color w:val="003A70"/>
+          <w:sz w:val="22"/>
+          <w:szCs w:val="20"/>
+        </w:rPr>
+        <w:t xml:space="preserve">a.</w:t>
+      </w:r>
+      <w:r>
+        <w:rPr>
+          <w:rFonts w:ascii="Avenir Next" w:hAnsi="Avenir Next" w:cs="Avenir Next" w:eastAsia="Avenir Next"/>
+          <w:color w:val="1A1A1A"/>
           <w:sz w:val="20"/>
           <w:szCs w:val="20"/>
         </w:rPr>
-        <w:t xml:space="preserve">a.</w:t>
+        <w:tab/>
+      </w:r>
+      <w:r>
+        <w:rPr>
+          <w:rFonts w:ascii="Avenir Next" w:hAnsi="Avenir Next" w:cs="Avenir Next" w:eastAsia="Avenir Next"/>
+          <w:color w:val="1A1A1A"/>
+          <w:sz w:val="22"/>
+          <w:szCs w:val="20"/>
+        </w:rPr>
+        <w:t xml:space="preserve">What is the value of one box?</w:t>
       </w:r>
       <w:r>
         <w:rPr>
@@ -3066,7 +3093,7 @@
           <w:sz w:val="20"/>
           <w:szCs w:val="20"/>
         </w:rPr>
-        <w:tab/>
+        <w:t xml:space="preserve">  </w:t>
       </w:r>
       <w:r>
         <w:rPr>
@@ -3074,24 +3101,6 @@
           <w:color w:val="1A1A1A"/>
           <w:sz w:val="20"/>
           <w:szCs w:val="20"/>
-        </w:rPr>
-        <w:t xml:space="preserve">What is the value of one box?</w:t>
-      </w:r>
-      <w:r>
-        <w:rPr>
-          <w:rFonts w:ascii="Avenir Next" w:hAnsi="Avenir Next" w:cs="Avenir Next" w:eastAsia="Avenir Next"/>
-          <w:color w:val="1A1A1A"/>
-          <w:sz w:val="20"/>
-          <w:szCs w:val="20"/>
-        </w:rPr>
-        <w:t xml:space="preserve">  </w:t>
-      </w:r>
-      <w:r>
-        <w:rPr>
-          <w:rFonts w:ascii="Avenir Next" w:hAnsi="Avenir Next" w:cs="Avenir Next" w:eastAsia="Avenir Next"/>
-          <w:color w:val="1A1A1A"/>
-          <w:sz w:val="20"/>
-          <w:szCs w:val="20"/>
           <w:u w:val="single"/>
         </w:rPr>
         <w:t xml:space="preserve">                </w:t>
@@ -3100,7 +3109,7 @@
         <w:rPr>
           <w:rFonts w:ascii="Avenir Next" w:hAnsi="Avenir Next" w:cs="Avenir Next" w:eastAsia="Avenir Next"/>
           <w:color w:val="1A1A1A"/>
-          <w:sz w:val="20"/>
+          <w:sz w:val="22"/>
           <w:szCs w:val="20"/>
         </w:rPr>
         <w:t xml:space="preserve"> stickers</w:t>
@@ -3120,10 +3129,28 @@
           <w:rFonts w:ascii="Avenir Next" w:hAnsi="Avenir Next" w:cs="Avenir Next" w:eastAsia="Avenir Next"/>
           <w:b/>
           <w:color w:val="003A70"/>
+          <w:sz w:val="22"/>
+          <w:szCs w:val="20"/>
+        </w:rPr>
+        <w:t xml:space="preserve">b.</w:t>
+      </w:r>
+      <w:r>
+        <w:rPr>
+          <w:rFonts w:ascii="Avenir Next" w:hAnsi="Avenir Next" w:cs="Avenir Next" w:eastAsia="Avenir Next"/>
+          <w:color w:val="1A1A1A"/>
           <w:sz w:val="20"/>
           <w:szCs w:val="20"/>
         </w:rPr>
-        <w:t xml:space="preserve">b.</w:t>
+        <w:tab/>
+      </w:r>
+      <w:r>
+        <w:rPr>
+          <w:rFonts w:ascii="Avenir Next" w:hAnsi="Avenir Next" w:cs="Avenir Next" w:eastAsia="Avenir Next"/>
+          <w:color w:val="1A1A1A"/>
+          <w:sz w:val="22"/>
+          <w:szCs w:val="20"/>
+        </w:rPr>
+        <w:t xml:space="preserve">How many stickers do they have in all?</w:t>
       </w:r>
       <w:r>
         <w:rPr>
@@ -3132,7 +3159,7 @@
           <w:sz w:val="20"/>
           <w:szCs w:val="20"/>
         </w:rPr>
-        <w:tab/>
+        <w:t xml:space="preserve">  </w:t>
       </w:r>
       <w:r>
         <w:rPr>
@@ -3140,24 +3167,6 @@
           <w:color w:val="1A1A1A"/>
           <w:sz w:val="20"/>
           <w:szCs w:val="20"/>
-        </w:rPr>
-        <w:t xml:space="preserve">How many stickers do they have in all?</w:t>
-      </w:r>
-      <w:r>
-        <w:rPr>
-          <w:rFonts w:ascii="Avenir Next" w:hAnsi="Avenir Next" w:cs="Avenir Next" w:eastAsia="Avenir Next"/>
-          <w:color w:val="1A1A1A"/>
-          <w:sz w:val="20"/>
-          <w:szCs w:val="20"/>
-        </w:rPr>
-        <w:t xml:space="preserve">  </w:t>
-      </w:r>
-      <w:r>
-        <w:rPr>
-          <w:rFonts w:ascii="Avenir Next" w:hAnsi="Avenir Next" w:cs="Avenir Next" w:eastAsia="Avenir Next"/>
-          <w:color w:val="1A1A1A"/>
-          <w:sz w:val="20"/>
-          <w:szCs w:val="20"/>
           <w:u w:val="single"/>
         </w:rPr>
         <w:t xml:space="preserve">                </w:t>
@@ -3166,7 +3175,7 @@
         <w:rPr>
           <w:rFonts w:ascii="Avenir Next" w:hAnsi="Avenir Next" w:cs="Avenir Next" w:eastAsia="Avenir Next"/>
           <w:color w:val="1A1A1A"/>
-          <w:sz w:val="20"/>
+          <w:sz w:val="22"/>
           <w:szCs w:val="20"/>
         </w:rPr>
         <w:t xml:space="preserve"> stickers</w:t>
@@ -3191,18 +3200,18 @@
           <w:rFonts w:ascii="Avenir Next" w:hAnsi="Avenir Next" w:cs="Avenir Next" w:eastAsia="Avenir Next"/>
           <w:b/>
           <w:color w:val="1A1A1A"/>
+          <w:sz w:val="22"/>
+          <w:szCs w:val="20"/>
+        </w:rPr>
+        <w:t xml:space="preserve">5.</w:t>
+      </w:r>
+      <w:r>
+        <w:rPr>
+          <w:rFonts w:ascii="Avenir Next" w:hAnsi="Avenir Next" w:cs="Avenir Next" w:eastAsia="Avenir Next"/>
+          <w:color w:val="1A1A1A"/>
           <w:sz w:val="20"/>
           <w:szCs w:val="20"/>
         </w:rPr>
-        <w:t xml:space="preserve">5.</w:t>
-      </w:r>
-      <w:r>
-        <w:rPr>
-          <w:rFonts w:ascii="Avenir Next" w:hAnsi="Avenir Next" w:cs="Avenir Next" w:eastAsia="Avenir Next"/>
-          <w:color w:val="1A1A1A"/>
-          <w:sz w:val="20"/>
-          <w:szCs w:val="20"/>
-        </w:rPr>
         <w:tab/>
       </w:r>
       <w:r>
@@ -3210,7 +3219,7 @@
           <w:rFonts w:ascii="Avenir Next" w:hAnsi="Avenir Next" w:cs="Avenir Next" w:eastAsia="Avenir Next"/>
           <w:b/>
           <w:color w:val="1A1A1A"/>
-          <w:sz w:val="20"/>
+          <w:sz w:val="22"/>
           <w:szCs w:val="20"/>
         </w:rPr>
         <w:t xml:space="preserve">Find the Error.  </w:t>
@@ -3219,7 +3228,7 @@
         <w:rPr>
           <w:rFonts w:ascii="Avenir Next" w:hAnsi="Avenir Next" w:cs="Avenir Next" w:eastAsia="Avenir Next"/>
           <w:color w:val="1A1A1A"/>
-          <w:sz w:val="20"/>
+          <w:sz w:val="22"/>
           <w:szCs w:val="20"/>
         </w:rPr>
         <w:t xml:space="preserve">Tyrell shared 45 marbles in the ratio 4 : 5 as 36 and 45. Explain his mistake. Find the correct shares.</w:t>
@@ -3298,6 +3307,7 @@
     </w:p>
     <w:p>
       <w:pPr>
+        <w:pStyle w:val="Heading2"/>
         <w:keepNext/>
         <w:pBdr>
           <w:bottom w:val="single" w:sz="8" w:space="3" w:color="003A70"/>
@@ -3313,7 +3323,7 @@
           <w:b/>
           <w:color w:val="003A70"/>
           <w:spacing w:val="14"/>
-          <w:sz w:val="19"/>
+          <w:sz w:val="22"/>
           <w:szCs w:val="19"/>
         </w:rPr>
         <w:t xml:space="preserve">TEST PRACTICE</w:t>
@@ -3332,7 +3342,7 @@
           <w:rFonts w:ascii="Avenir Next" w:hAnsi="Avenir Next" w:cs="Avenir Next" w:eastAsia="Avenir Next"/>
           <w:i/>
           <w:color w:val="5A5F66"/>
-          <w:sz w:val="17"/>
+          <w:sz w:val="22"/>
           <w:szCs w:val="17"/>
         </w:rPr>
         <w:t xml:space="preserve">choose the best answer</w:t>
@@ -3352,25 +3362,25 @@
           <w:rFonts w:ascii="Avenir Next" w:hAnsi="Avenir Next" w:cs="Avenir Next" w:eastAsia="Avenir Next"/>
           <w:b/>
           <w:color w:val="1A1A1A"/>
+          <w:sz w:val="22"/>
+          <w:szCs w:val="20"/>
+        </w:rPr>
+        <w:t xml:space="preserve">6.</w:t>
+      </w:r>
+      <w:r>
+        <w:rPr>
+          <w:rFonts w:ascii="Avenir Next" w:hAnsi="Avenir Next" w:cs="Avenir Next" w:eastAsia="Avenir Next"/>
+          <w:color w:val="1A1A1A"/>
           <w:sz w:val="20"/>
           <w:szCs w:val="20"/>
         </w:rPr>
-        <w:t xml:space="preserve">6.</w:t>
-      </w:r>
-      <w:r>
-        <w:rPr>
-          <w:rFonts w:ascii="Avenir Next" w:hAnsi="Avenir Next" w:cs="Avenir Next" w:eastAsia="Avenir Next"/>
-          <w:color w:val="1A1A1A"/>
-          <w:sz w:val="20"/>
-          <w:szCs w:val="20"/>
-        </w:rPr>
         <w:tab/>
       </w:r>
       <w:r>
         <w:rPr>
           <w:rFonts w:ascii="Avenir Next" w:hAnsi="Avenir Next" w:cs="Avenir Next" w:eastAsia="Avenir Next"/>
           <w:color w:val="1A1A1A"/>
-          <w:sz w:val="20"/>
+          <w:sz w:val="22"/>
           <w:szCs w:val="20"/>
         </w:rPr>
         <w:t xml:space="preserve">Jamal and Rosa share $40 in the ratio 3 : 5. How much money does Rosa get?</w:t>
@@ -3426,25 +3436,25 @@
                 <w:rFonts w:ascii="Avenir Next" w:hAnsi="Avenir Next" w:cs="Avenir Next" w:eastAsia="Avenir Next"/>
                 <w:b/>
                 <w:color w:val="003A70"/>
+                <w:sz w:val="22"/>
+                <w:szCs w:val="19"/>
+              </w:rPr>
+              <w:t xml:space="preserve">A</w:t>
+            </w:r>
+            <w:r>
+              <w:rPr>
+                <w:rFonts w:ascii="Avenir Next" w:hAnsi="Avenir Next" w:cs="Avenir Next" w:eastAsia="Avenir Next"/>
+                <w:color w:val="1A1A1A"/>
                 <w:sz w:val="19"/>
                 <w:szCs w:val="19"/>
               </w:rPr>
-              <w:t xml:space="preserve">A</w:t>
-            </w:r>
-            <w:r>
-              <w:rPr>
-                <w:rFonts w:ascii="Avenir Next" w:hAnsi="Avenir Next" w:cs="Avenir Next" w:eastAsia="Avenir Next"/>
-                <w:color w:val="1A1A1A"/>
-                <w:sz w:val="19"/>
-                <w:szCs w:val="19"/>
-              </w:rPr>
               <w:tab/>
             </w:r>
             <w:r>
               <w:rPr>
                 <w:rFonts w:ascii="Avenir Next" w:hAnsi="Avenir Next" w:cs="Avenir Next" w:eastAsia="Avenir Next"/>
                 <w:color w:val="1A1A1A"/>
-                <w:sz w:val="19"/>
+                <w:sz w:val="22"/>
                 <w:szCs w:val="19"/>
               </w:rPr>
               <w:t xml:space="preserve">$5</w:t>
@@ -3469,25 +3479,25 @@
                 <w:rFonts w:ascii="Avenir Next" w:hAnsi="Avenir Next" w:cs="Avenir Next" w:eastAsia="Avenir Next"/>
                 <w:b/>
                 <w:color w:val="003A70"/>
+                <w:sz w:val="22"/>
+                <w:szCs w:val="19"/>
+              </w:rPr>
+              <w:t xml:space="preserve">B</w:t>
+            </w:r>
+            <w:r>
+              <w:rPr>
+                <w:rFonts w:ascii="Avenir Next" w:hAnsi="Avenir Next" w:cs="Avenir Next" w:eastAsia="Avenir Next"/>
+                <w:color w:val="1A1A1A"/>
                 <w:sz w:val="19"/>
                 <w:szCs w:val="19"/>
               </w:rPr>
-              <w:t xml:space="preserve">B</w:t>
-            </w:r>
-            <w:r>
-              <w:rPr>
-                <w:rFonts w:ascii="Avenir Next" w:hAnsi="Avenir Next" w:cs="Avenir Next" w:eastAsia="Avenir Next"/>
-                <w:color w:val="1A1A1A"/>
-                <w:sz w:val="19"/>
-                <w:szCs w:val="19"/>
-              </w:rPr>
               <w:tab/>
             </w:r>
             <w:r>
               <w:rPr>
                 <w:rFonts w:ascii="Avenir Next" w:hAnsi="Avenir Next" w:cs="Avenir Next" w:eastAsia="Avenir Next"/>
                 <w:color w:val="1A1A1A"/>
-                <w:sz w:val="19"/>
+                <w:sz w:val="22"/>
                 <w:szCs w:val="19"/>
               </w:rPr>
               <w:t xml:space="preserve">$15</w:t>
@@ -3512,25 +3522,25 @@
                 <w:rFonts w:ascii="Avenir Next" w:hAnsi="Avenir Next" w:cs="Avenir Next" w:eastAsia="Avenir Next"/>
                 <w:b/>
                 <w:color w:val="003A70"/>
+                <w:sz w:val="22"/>
+                <w:szCs w:val="19"/>
+              </w:rPr>
+              <w:t xml:space="preserve">C</w:t>
+            </w:r>
+            <w:r>
+              <w:rPr>
+                <w:rFonts w:ascii="Avenir Next" w:hAnsi="Avenir Next" w:cs="Avenir Next" w:eastAsia="Avenir Next"/>
+                <w:color w:val="1A1A1A"/>
                 <w:sz w:val="19"/>
                 <w:szCs w:val="19"/>
               </w:rPr>
-              <w:t xml:space="preserve">C</w:t>
-            </w:r>
-            <w:r>
-              <w:rPr>
-                <w:rFonts w:ascii="Avenir Next" w:hAnsi="Avenir Next" w:cs="Avenir Next" w:eastAsia="Avenir Next"/>
-                <w:color w:val="1A1A1A"/>
-                <w:sz w:val="19"/>
-                <w:szCs w:val="19"/>
-              </w:rPr>
               <w:tab/>
             </w:r>
             <w:r>
               <w:rPr>
                 <w:rFonts w:ascii="Avenir Next" w:hAnsi="Avenir Next" w:cs="Avenir Next" w:eastAsia="Avenir Next"/>
                 <w:color w:val="1A1A1A"/>
-                <w:sz w:val="19"/>
+                <w:sz w:val="22"/>
                 <w:szCs w:val="19"/>
               </w:rPr>
               <w:t xml:space="preserve">$24</w:t>
@@ -3555,25 +3565,25 @@
                 <w:rFonts w:ascii="Avenir Next" w:hAnsi="Avenir Next" w:cs="Avenir Next" w:eastAsia="Avenir Next"/>
                 <w:b/>
                 <w:color w:val="003A70"/>
+                <w:sz w:val="22"/>
+                <w:szCs w:val="19"/>
+              </w:rPr>
+              <w:t xml:space="preserve">D</w:t>
+            </w:r>
+            <w:r>
+              <w:rPr>
+                <w:rFonts w:ascii="Avenir Next" w:hAnsi="Avenir Next" w:cs="Avenir Next" w:eastAsia="Avenir Next"/>
+                <w:color w:val="1A1A1A"/>
                 <w:sz w:val="19"/>
                 <w:szCs w:val="19"/>
               </w:rPr>
-              <w:t xml:space="preserve">D</w:t>
-            </w:r>
-            <w:r>
-              <w:rPr>
-                <w:rFonts w:ascii="Avenir Next" w:hAnsi="Avenir Next" w:cs="Avenir Next" w:eastAsia="Avenir Next"/>
-                <w:color w:val="1A1A1A"/>
-                <w:sz w:val="19"/>
-                <w:szCs w:val="19"/>
-              </w:rPr>
               <w:tab/>
             </w:r>
             <w:r>
               <w:rPr>
                 <w:rFonts w:ascii="Avenir Next" w:hAnsi="Avenir Next" w:cs="Avenir Next" w:eastAsia="Avenir Next"/>
                 <w:color w:val="1A1A1A"/>
-                <w:sz w:val="19"/>
+                <w:sz w:val="22"/>
                 <w:szCs w:val="19"/>
               </w:rPr>
               <w:t xml:space="preserve">$25</w:t>
@@ -3601,25 +3611,25 @@
           <w:rFonts w:ascii="Avenir Next" w:hAnsi="Avenir Next" w:cs="Avenir Next" w:eastAsia="Avenir Next"/>
           <w:b/>
           <w:color w:val="1A1A1A"/>
+          <w:sz w:val="22"/>
+          <w:szCs w:val="20"/>
+        </w:rPr>
+        <w:t xml:space="preserve">7.</w:t>
+      </w:r>
+      <w:r>
+        <w:rPr>
+          <w:rFonts w:ascii="Avenir Next" w:hAnsi="Avenir Next" w:cs="Avenir Next" w:eastAsia="Avenir Next"/>
+          <w:color w:val="1A1A1A"/>
           <w:sz w:val="20"/>
           <w:szCs w:val="20"/>
         </w:rPr>
-        <w:t xml:space="preserve">7.</w:t>
-      </w:r>
-      <w:r>
-        <w:rPr>
-          <w:rFonts w:ascii="Avenir Next" w:hAnsi="Avenir Next" w:cs="Avenir Next" w:eastAsia="Avenir Next"/>
-          <w:color w:val="1A1A1A"/>
-          <w:sz w:val="20"/>
-          <w:szCs w:val="20"/>
-        </w:rPr>
         <w:tab/>
       </w:r>
       <w:r>
         <w:rPr>
           <w:rFonts w:ascii="Avenir Next" w:hAnsi="Avenir Next" w:cs="Avenir Next" w:eastAsia="Avenir Next"/>
           <w:color w:val="1A1A1A"/>
-          <w:sz w:val="20"/>
+          <w:sz w:val="22"/>
           <w:szCs w:val="20"/>
         </w:rPr>
         <w:t xml:space="preserve">A tape diagram shows a ratio of 4 : 3 with a total of 56. What is the value of one box?</w:t>
@@ -3675,25 +3685,25 @@
                 <w:rFonts w:ascii="Avenir Next" w:hAnsi="Avenir Next" w:cs="Avenir Next" w:eastAsia="Avenir Next"/>
                 <w:b/>
                 <w:color w:val="003A70"/>
+                <w:sz w:val="22"/>
+                <w:szCs w:val="19"/>
+              </w:rPr>
+              <w:t xml:space="preserve">A</w:t>
+            </w:r>
+            <w:r>
+              <w:rPr>
+                <w:rFonts w:ascii="Avenir Next" w:hAnsi="Avenir Next" w:cs="Avenir Next" w:eastAsia="Avenir Next"/>
+                <w:color w:val="1A1A1A"/>
                 <w:sz w:val="19"/>
                 <w:szCs w:val="19"/>
               </w:rPr>
-              <w:t xml:space="preserve">A</w:t>
-            </w:r>
-            <w:r>
-              <w:rPr>
-                <w:rFonts w:ascii="Avenir Next" w:hAnsi="Avenir Next" w:cs="Avenir Next" w:eastAsia="Avenir Next"/>
-                <w:color w:val="1A1A1A"/>
-                <w:sz w:val="19"/>
-                <w:szCs w:val="19"/>
-              </w:rPr>
               <w:tab/>
             </w:r>
             <w:r>
               <w:rPr>
                 <w:rFonts w:ascii="Avenir Next" w:hAnsi="Avenir Next" w:cs="Avenir Next" w:eastAsia="Avenir Next"/>
                 <w:color w:val="1A1A1A"/>
-                <w:sz w:val="19"/>
+                <w:sz w:val="22"/>
                 <w:szCs w:val="19"/>
               </w:rPr>
               <w:t xml:space="preserve">7</w:t>
@@ -3718,25 +3728,25 @@
                 <w:rFonts w:ascii="Avenir Next" w:hAnsi="Avenir Next" w:cs="Avenir Next" w:eastAsia="Avenir Next"/>
                 <w:b/>
                 <w:color w:val="003A70"/>
+                <w:sz w:val="22"/>
+                <w:szCs w:val="19"/>
+              </w:rPr>
+              <w:t xml:space="preserve">B</w:t>
+            </w:r>
+            <w:r>
+              <w:rPr>
+                <w:rFonts w:ascii="Avenir Next" w:hAnsi="Avenir Next" w:cs="Avenir Next" w:eastAsia="Avenir Next"/>
+                <w:color w:val="1A1A1A"/>
                 <w:sz w:val="19"/>
                 <w:szCs w:val="19"/>
               </w:rPr>
-              <w:t xml:space="preserve">B</w:t>
-            </w:r>
-            <w:r>
-              <w:rPr>
-                <w:rFonts w:ascii="Avenir Next" w:hAnsi="Avenir Next" w:cs="Avenir Next" w:eastAsia="Avenir Next"/>
-                <w:color w:val="1A1A1A"/>
-                <w:sz w:val="19"/>
-                <w:szCs w:val="19"/>
-              </w:rPr>
               <w:tab/>
             </w:r>
             <w:r>
               <w:rPr>
                 <w:rFonts w:ascii="Avenir Next" w:hAnsi="Avenir Next" w:cs="Avenir Next" w:eastAsia="Avenir Next"/>
                 <w:color w:val="1A1A1A"/>
-                <w:sz w:val="19"/>
+                <w:sz w:val="22"/>
                 <w:szCs w:val="19"/>
               </w:rPr>
               <w:t xml:space="preserve">8</w:t>
@@ -3761,25 +3771,25 @@
                 <w:rFonts w:ascii="Avenir Next" w:hAnsi="Avenir Next" w:cs="Avenir Next" w:eastAsia="Avenir Next"/>
                 <w:b/>
                 <w:color w:val="003A70"/>
+                <w:sz w:val="22"/>
+                <w:szCs w:val="19"/>
+              </w:rPr>
+              <w:t xml:space="preserve">C</w:t>
+            </w:r>
+            <w:r>
+              <w:rPr>
+                <w:rFonts w:ascii="Avenir Next" w:hAnsi="Avenir Next" w:cs="Avenir Next" w:eastAsia="Avenir Next"/>
+                <w:color w:val="1A1A1A"/>
                 <w:sz w:val="19"/>
                 <w:szCs w:val="19"/>
               </w:rPr>
-              <w:t xml:space="preserve">C</w:t>
-            </w:r>
-            <w:r>
-              <w:rPr>
-                <w:rFonts w:ascii="Avenir Next" w:hAnsi="Avenir Next" w:cs="Avenir Next" w:eastAsia="Avenir Next"/>
-                <w:color w:val="1A1A1A"/>
-                <w:sz w:val="19"/>
-                <w:szCs w:val="19"/>
-              </w:rPr>
               <w:tab/>
             </w:r>
             <w:r>
               <w:rPr>
                 <w:rFonts w:ascii="Avenir Next" w:hAnsi="Avenir Next" w:cs="Avenir Next" w:eastAsia="Avenir Next"/>
                 <w:color w:val="1A1A1A"/>
-                <w:sz w:val="19"/>
+                <w:sz w:val="22"/>
                 <w:szCs w:val="19"/>
               </w:rPr>
               <w:t xml:space="preserve">14</w:t>
@@ -3804,25 +3814,25 @@
                 <w:rFonts w:ascii="Avenir Next" w:hAnsi="Avenir Next" w:cs="Avenir Next" w:eastAsia="Avenir Next"/>
                 <w:b/>
                 <w:color w:val="003A70"/>
+                <w:sz w:val="22"/>
+                <w:szCs w:val="19"/>
+              </w:rPr>
+              <w:t xml:space="preserve">D</w:t>
+            </w:r>
+            <w:r>
+              <w:rPr>
+                <w:rFonts w:ascii="Avenir Next" w:hAnsi="Avenir Next" w:cs="Avenir Next" w:eastAsia="Avenir Next"/>
+                <w:color w:val="1A1A1A"/>
                 <w:sz w:val="19"/>
                 <w:szCs w:val="19"/>
               </w:rPr>
-              <w:t xml:space="preserve">D</w:t>
-            </w:r>
-            <w:r>
-              <w:rPr>
-                <w:rFonts w:ascii="Avenir Next" w:hAnsi="Avenir Next" w:cs="Avenir Next" w:eastAsia="Avenir Next"/>
-                <w:color w:val="1A1A1A"/>
-                <w:sz w:val="19"/>
-                <w:szCs w:val="19"/>
-              </w:rPr>
               <w:tab/>
             </w:r>
             <w:r>
               <w:rPr>
                 <w:rFonts w:ascii="Avenir Next" w:hAnsi="Avenir Next" w:cs="Avenir Next" w:eastAsia="Avenir Next"/>
                 <w:color w:val="1A1A1A"/>
-                <w:sz w:val="19"/>
+                <w:sz w:val="22"/>
                 <w:szCs w:val="19"/>
               </w:rPr>
               <w:t xml:space="preserve">32</w:t>
@@ -3880,6 +3890,7 @@
           </w:tcPr>
           <w:p>
             <w:pPr>
+              <w:pStyle w:val="Heading2"/>
               <w:spacing w:before="0" w:after="0" w:line="240" w:lineRule="auto"/>
             </w:pPr>
             <w:r>
@@ -3917,7 +3928,7 @@
               <w:rPr>
                 <w:rFonts w:ascii="Avenir Next" w:hAnsi="Avenir Next" w:cs="Avenir Next" w:eastAsia="Avenir Next"/>
                 <w:color w:val="1A1A1A"/>
-                <w:sz w:val="17"/>
+                <w:sz w:val="22"/>
                 <w:szCs w:val="17"/>
               </w:rPr>
               <w:t xml:space="preserve">  I can do this on my own</w:t>
@@ -3946,7 +3957,7 @@
               <w:rPr>
                 <w:rFonts w:ascii="Avenir Next" w:hAnsi="Avenir Next" w:cs="Avenir Next" w:eastAsia="Avenir Next"/>
                 <w:color w:val="1A1A1A"/>
-                <w:sz w:val="17"/>
+                <w:sz w:val="22"/>
                 <w:szCs w:val="17"/>
               </w:rPr>
               <w:t xml:space="preserve">  I need a little help</w:t>
@@ -3975,7 +3986,7 @@
               <w:rPr>
                 <w:rFonts w:ascii="Avenir Next" w:hAnsi="Avenir Next" w:cs="Avenir Next" w:eastAsia="Avenir Next"/>
                 <w:color w:val="1A1A1A"/>
-                <w:sz w:val="17"/>
+                <w:sz w:val="22"/>
                 <w:szCs w:val="17"/>
               </w:rPr>
               <w:t xml:space="preserve">  I have a question about #</w:t>
@@ -4013,7 +4024,7 @@
         <w:rPr>
           <w:rFonts w:ascii="Avenir Next" w:hAnsi="Avenir Next" w:cs="Avenir Next" w:eastAsia="Avenir Next"/>
           <w:color w:val="5A5F66"/>
-          <w:sz w:val="17"/>
+          <w:sz w:val="22"/>
           <w:szCs w:val="17"/>
         </w:rPr>
         <w:t xml:space="preserve">Show someone at home how to split 30 snacks in the ratio 2 : 3.</w:t>
@@ -4107,7 +4118,106 @@
               <w:sz w:val="15"/>
               <w:szCs w:val="15"/>
             </w:rPr>
-            <w:t xml:space="preserve">Lesson 3-1  ·  Homework Packet</w:t>
+            <w:t xml:space="preserve">3-1 · Page </w:t>
+          </w:r>
+          <w:r>
+            <w:rPr>
+              <w:rFonts w:ascii="Avenir Next" w:hAnsi="Avenir Next" w:cs="Avenir Next" w:eastAsia="Avenir Next"/>
+              <w:color w:val="5A5F66"/>
+              <w:sz w:val="15"/>
+              <w:szCs w:val="15"/>
+            </w:rPr>
+            <w:fldChar w:fldCharType="begin"/>
+          </w:r>
+          <w:r>
+            <w:rPr>
+              <w:rFonts w:ascii="Avenir Next" w:hAnsi="Avenir Next" w:cs="Avenir Next" w:eastAsia="Avenir Next"/>
+              <w:color w:val="5A5F66"/>
+              <w:sz w:val="15"/>
+              <w:szCs w:val="15"/>
+            </w:rPr>
+            <w:instrText xml:space="preserve"> PAGE </w:instrText>
+          </w:r>
+          <w:r>
+            <w:rPr>
+              <w:rFonts w:ascii="Avenir Next" w:hAnsi="Avenir Next" w:cs="Avenir Next" w:eastAsia="Avenir Next"/>
+              <w:color w:val="5A5F66"/>
+              <w:sz w:val="15"/>
+              <w:szCs w:val="15"/>
+            </w:rPr>
+            <w:fldChar w:fldCharType="separate"/>
+          </w:r>
+          <w:r>
+            <w:rPr>
+              <w:rFonts w:ascii="Avenir Next" w:hAnsi="Avenir Next" w:cs="Avenir Next" w:eastAsia="Avenir Next"/>
+              <w:color w:val="5A5F66"/>
+              <w:sz w:val="15"/>
+              <w:szCs w:val="15"/>
+            </w:rPr>
+            <w:t xml:space="preserve">1</w:t>
+          </w:r>
+          <w:r>
+            <w:rPr>
+              <w:rFonts w:ascii="Avenir Next" w:hAnsi="Avenir Next" w:cs="Avenir Next" w:eastAsia="Avenir Next"/>
+              <w:color w:val="5A5F66"/>
+              <w:sz w:val="15"/>
+              <w:szCs w:val="15"/>
+            </w:rPr>
+            <w:fldChar w:fldCharType="end"/>
+          </w:r>
+          <w:r>
+            <w:rPr>
+              <w:rFonts w:ascii="Avenir Next" w:hAnsi="Avenir Next" w:cs="Avenir Next" w:eastAsia="Avenir Next"/>
+              <w:color w:val="5A5F66"/>
+              <w:sz w:val="15"/>
+              <w:szCs w:val="15"/>
+            </w:rPr>
+            <w:t xml:space="preserve"> of </w:t>
+          </w:r>
+          <w:r>
+            <w:rPr>
+              <w:rFonts w:ascii="Avenir Next" w:hAnsi="Avenir Next" w:cs="Avenir Next" w:eastAsia="Avenir Next"/>
+              <w:color w:val="5A5F66"/>
+              <w:sz w:val="15"/>
+              <w:szCs w:val="15"/>
+            </w:rPr>
+            <w:fldChar w:fldCharType="begin"/>
+          </w:r>
+          <w:r>
+            <w:rPr>
+              <w:rFonts w:ascii="Avenir Next" w:hAnsi="Avenir Next" w:cs="Avenir Next" w:eastAsia="Avenir Next"/>
+              <w:color w:val="5A5F66"/>
+              <w:sz w:val="15"/>
+              <w:szCs w:val="15"/>
+            </w:rPr>
+            <w:instrText xml:space="preserve"> NUMPAGES </w:instrText>
+          </w:r>
+          <w:r>
+            <w:rPr>
+              <w:rFonts w:ascii="Avenir Next" w:hAnsi="Avenir Next" w:cs="Avenir Next" w:eastAsia="Avenir Next"/>
+              <w:color w:val="5A5F66"/>
+              <w:sz w:val="15"/>
+              <w:szCs w:val="15"/>
+            </w:rPr>
+            <w:fldChar w:fldCharType="separate"/>
+          </w:r>
+          <w:r>
+            <w:rPr>
+              <w:rFonts w:ascii="Avenir Next" w:hAnsi="Avenir Next" w:cs="Avenir Next" w:eastAsia="Avenir Next"/>
+              <w:color w:val="5A5F66"/>
+              <w:sz w:val="15"/>
+              <w:szCs w:val="15"/>
+            </w:rPr>
+            <w:t xml:space="preserve">1</w:t>
+          </w:r>
+          <w:r>
+            <w:rPr>
+              <w:rFonts w:ascii="Avenir Next" w:hAnsi="Avenir Next" w:cs="Avenir Next" w:eastAsia="Avenir Next"/>
+              <w:color w:val="5A5F66"/>
+              <w:sz w:val="15"/>
+              <w:szCs w:val="15"/>
+            </w:rPr>
+            <w:fldChar w:fldCharType="end"/>
           </w:r>
         </w:p>
       </w:tc>
@@ -4150,5 +4260,23 @@
       </w:tblCellMar>
     </w:tblPr>
   </w:style>
+  <w:style w:type="paragraph" w:styleId="Heading1">
+    <w:name w:val="heading 1"/>
+    <w:basedOn w:val="Normal"/>
+    <w:pPr>
+      <w:outlineLvl w:val="0"/>
+      <w:keepNext w:val="0"/>
+      <w:keepLines w:val="0"/>
+    </w:pPr>
+  </w:style>
+  <w:style w:type="paragraph" w:styleId="Heading2">
+    <w:name w:val="heading 2"/>
+    <w:basedOn w:val="Normal"/>
+    <w:pPr>
+      <w:outlineLvl w:val="1"/>
+      <w:keepNext w:val="0"/>
+      <w:keepLines w:val="0"/>
+    </w:pPr>
+  </w:style>
 </w:styles>
 </file>